--- a/templates/lenh_van_chuyen_Ho_Chi_Minh.docx
+++ b/templates/lenh_van_chuyen_Ho_Chi_Minh.docx
@@ -1,30 +1,22 @@
 
 <file path=word/document.xml><?xml version="1.0" encoding="utf-8"?>
-<w:document xmlns:wpc="http://schemas.microsoft.com/office/word/2010/wordprocessingCanvas" xmlns:cx="http://schemas.microsoft.com/office/drawing/2014/chartex" xmlns:cx1="http://schemas.microsoft.com/office/drawing/2015/9/8/chartex" xmlns:cx2="http://schemas.microsoft.com/office/drawing/2015/10/21/chartex" xmlns:cx3="http://schemas.microsoft.com/office/drawing/2016/5/9/chartex" xmlns:cx4="http://schemas.microsoft.com/office/drawing/2016/5/10/chartex" xmlns:cx5="http://schemas.microsoft.com/office/drawing/2016/5/11/chartex" xmlns:cx6="http://schemas.microsoft.com/office/drawing/2016/5/12/chartex" xmlns:cx7="http://schemas.microsoft.com/office/drawing/2016/5/13/chartex" xmlns:cx8="http://schemas.microsoft.com/office/drawing/2016/5/14/chartex" xmlns:mc="http://schemas.openxmlformats.org/markup-compatibility/2006" xmlns:aink="http://schemas.microsoft.com/office/drawing/2016/ink" xmlns:am3d="http://schemas.microsoft.com/office/drawing/2017/model3d" xmlns:o="urn:schemas-microsoft-com:office:office" xmlns:oel="http://schemas.microsoft.com/office/2019/extlst" xmlns:r="http://schemas.openxmlformats.org/officeDocument/2006/relationships" xmlns:m="http://schemas.openxmlformats.org/officeDocument/2006/math" xmlns:v="urn:schemas-microsoft-com:vml" xmlns:wp14="http://schemas.microsoft.com/office/word/2010/wordprocessingDrawing" xmlns:wp="http://schemas.openxmlformats.org/drawingml/2006/wordprocessingDrawing" xmlns:w10="urn:schemas-microsoft-com:office:word" xmlns:w="http://schemas.openxmlformats.org/wordprocessingml/2006/main" xmlns:w14="http://schemas.microsoft.com/office/word/2010/wordml" xmlns:w15="http://schemas.microsoft.com/office/word/2012/wordml" xmlns:w16cex="http://schemas.microsoft.com/office/word/2018/wordml/cex" xmlns:w16cid="http://schemas.microsoft.com/office/word/2016/wordml/cid" xmlns:w16="http://schemas.microsoft.com/office/word/2018/wordml" xmlns:w16du="http://schemas.microsoft.com/office/word/2023/wordml/word16du" xmlns:w16sdtdh="http://schemas.microsoft.com/office/word/2020/wordml/sdtdatahash" xmlns:w16sdtfl="http://schemas.microsoft.com/office/word/2024/wordml/sdtformatlock" xmlns:w16se="http://schemas.microsoft.com/office/word/2015/wordml/symex" xmlns:wpg="http://schemas.microsoft.com/office/word/2010/wordprocessingGroup" xmlns:wpi="http://schemas.microsoft.com/office/word/2010/wordprocessingInk" xmlns:wne="http://schemas.microsoft.com/office/word/2006/wordml" xmlns:wps="http://schemas.microsoft.com/office/word/2010/wordprocessingShape" mc:Ignorable="w14 w15 w16se w16cid w16 w16cex w16sdtdh w16sdtfl w16du wp14">
+<w:document xmlns:wpc="http://schemas.microsoft.com/office/word/2010/wordprocessingCanvas" xmlns:cx="http://schemas.microsoft.com/office/drawing/2014/chartex" xmlns:cx1="http://schemas.microsoft.com/office/drawing/2015/9/8/chartex" xmlns:cx2="http://schemas.microsoft.com/office/drawing/2015/10/21/chartex" xmlns:cx3="http://schemas.microsoft.com/office/drawing/2016/5/9/chartex" xmlns:cx4="http://schemas.microsoft.com/office/drawing/2016/5/10/chartex" xmlns:cx5="http://schemas.microsoft.com/office/drawing/2016/5/11/chartex" xmlns:cx6="http://schemas.microsoft.com/office/drawing/2016/5/12/chartex" xmlns:cx7="http://schemas.microsoft.com/office/drawing/2016/5/13/chartex" xmlns:cx8="http://schemas.microsoft.com/office/drawing/2016/5/14/chartex" xmlns:mc="http://schemas.openxmlformats.org/markup-compatibility/2006" xmlns:aink="http://schemas.microsoft.com/office/drawing/2016/ink" xmlns:am3d="http://schemas.microsoft.com/office/drawing/2017/model3d" xmlns:o="urn:schemas-microsoft-com:office:office" xmlns:oel="http://schemas.microsoft.com/office/2019/extlst" xmlns:r="http://schemas.openxmlformats.org/officeDocument/2006/relationships" xmlns:m="http://schemas.openxmlformats.org/officeDocument/2006/math" xmlns:v="urn:schemas-microsoft-com:vml" xmlns:wp14="http://schemas.microsoft.com/office/word/2010/wordprocessingDrawing" xmlns:wp="http://schemas.openxmlformats.org/drawingml/2006/wordprocessingDrawing" xmlns:w10="urn:schemas-microsoft-com:office:word" xmlns:w="http://schemas.openxmlformats.org/wordprocessingml/2006/main" xmlns:w14="http://schemas.microsoft.com/office/word/2010/wordml" xmlns:w15="http://schemas.microsoft.com/office/word/2012/wordml" xmlns:w16cex="http://schemas.microsoft.com/office/word/2018/wordml/cex" xmlns:w16cid="http://schemas.microsoft.com/office/word/2016/wordml/cid" xmlns:w16="http://schemas.microsoft.com/office/word/2018/wordml" xmlns:w16sdtdh="http://schemas.microsoft.com/office/word/2020/wordml/sdtdatahash" xmlns:w16se="http://schemas.microsoft.com/office/word/2015/wordml/symex" xmlns:wpg="http://schemas.microsoft.com/office/word/2010/wordprocessingGroup" xmlns:wpi="http://schemas.microsoft.com/office/word/2010/wordprocessingInk" xmlns:wne="http://schemas.microsoft.com/office/word/2006/wordml" xmlns:wps="http://schemas.microsoft.com/office/word/2010/wordprocessingShape" mc:Ignorable="w14 w15 w16se w16cid w16 w16cex w16sdtdh wp14">
   <w:body>
     <w:tbl>
       <w:tblPr>
         <w:tblStyle w:val="TableGrid"/>
-        <w:tblW w:w="7513" w:type="dxa"/>
+        <w:tblW w:w="10632" w:type="dxa"/>
         <w:tblInd w:w="-1281" w:type="dxa"/>
-        <w:tblBorders>
-          <w:top w:val="none" w:sz="0" w:space="0" w:color="auto"/>
-          <w:left w:val="none" w:sz="0" w:space="0" w:color="auto"/>
-          <w:bottom w:val="none" w:sz="0" w:space="0" w:color="auto"/>
-          <w:right w:val="none" w:sz="0" w:space="0" w:color="auto"/>
-          <w:insideH w:val="none" w:sz="0" w:space="0" w:color="auto"/>
-          <w:insideV w:val="none" w:sz="0" w:space="0" w:color="auto"/>
-        </w:tblBorders>
         <w:tblLook w:val="04A0" w:firstRow="1" w:lastRow="0" w:firstColumn="1" w:lastColumn="0" w:noHBand="0" w:noVBand="1"/>
       </w:tblPr>
       <w:tblGrid>
-        <w:gridCol w:w="3124"/>
-        <w:gridCol w:w="4389"/>
+        <w:gridCol w:w="5245"/>
+        <w:gridCol w:w="5387"/>
       </w:tblGrid>
       <w:tr>
         <w:tc>
           <w:tcPr>
-            <w:tcW w:w="3124" w:type="dxa"/>
+            <w:tcW w:w="5245" w:type="dxa"/>
           </w:tcPr>
           <w:p>
             <w:pPr>
@@ -33,16 +25,16 @@
               <w:rPr>
                 <w:b/>
                 <w:bCs/>
-                <w:sz w:val="20"/>
-                <w:szCs w:val="20"/>
+                <w:sz w:val="22"/>
+                <w:szCs w:val="22"/>
               </w:rPr>
             </w:pPr>
             <w:r>
               <w:rPr>
                 <w:b/>
                 <w:bCs/>
-                <w:sz w:val="20"/>
-                <w:szCs w:val="20"/>
+                <w:sz w:val="22"/>
+                <w:szCs w:val="22"/>
               </w:rPr>
               <w:t xml:space="preserve">SỞ XÂY DỰNG THÀNH PHỐ </w:t>
             </w:r>
@@ -50,8 +42,8 @@
               <w:rPr>
                 <w:b/>
                 <w:bCs/>
-                <w:sz w:val="20"/>
-                <w:szCs w:val="20"/>
+                <w:sz w:val="22"/>
+                <w:szCs w:val="22"/>
               </w:rPr>
               <w:t>HỒ CHÍ MINH</w:t>
             </w:r>
@@ -63,18 +55,38 @@
               <w:rPr>
                 <w:b/>
                 <w:bCs/>
-                <w:sz w:val="20"/>
-                <w:szCs w:val="20"/>
+                <w:sz w:val="22"/>
+                <w:szCs w:val="22"/>
               </w:rPr>
             </w:pPr>
             <w:r>
               <w:rPr>
                 <w:b/>
                 <w:bCs/>
-                <w:sz w:val="20"/>
-                <w:szCs w:val="20"/>
-              </w:rPr>
-              <w:t>{{tenDonViHTX}}</w:t>
+                <w:sz w:val="22"/>
+                <w:szCs w:val="22"/>
+              </w:rPr>
+              <w:t>{{</w:t>
+            </w:r>
+            <w:proofErr w:type="spellStart"/>
+            <w:r>
+              <w:rPr>
+                <w:b/>
+                <w:bCs/>
+                <w:sz w:val="22"/>
+                <w:szCs w:val="22"/>
+              </w:rPr>
+              <w:t>tenDonViHTX</w:t>
+            </w:r>
+            <w:proofErr w:type="spellEnd"/>
+            <w:r>
+              <w:rPr>
+                <w:b/>
+                <w:bCs/>
+                <w:sz w:val="22"/>
+                <w:szCs w:val="22"/>
+              </w:rPr>
+              <w:t>}}</w:t>
             </w:r>
           </w:p>
           <w:p>
@@ -82,23 +94,64 @@
               <w:ind w:left="171"/>
               <w:jc w:val="center"/>
               <w:rPr>
-                <w:sz w:val="20"/>
-                <w:szCs w:val="20"/>
+                <w:sz w:val="22"/>
+                <w:szCs w:val="22"/>
               </w:rPr>
             </w:pPr>
-            <w:r>
-              <w:rPr>
-                <w:sz w:val="20"/>
-                <w:szCs w:val="20"/>
-              </w:rPr>
-              <w:t xml:space="preserve">Địa chỉ: </w:t>
-            </w:r>
-            <w:r>
-              <w:rPr>
-                <w:sz w:val="20"/>
-                <w:szCs w:val="20"/>
-              </w:rPr>
-              <w:t>{{diaChiDonViHTX}}</w:t>
+            <w:proofErr w:type="spellStart"/>
+            <w:r>
+              <w:rPr>
+                <w:sz w:val="22"/>
+                <w:szCs w:val="22"/>
+              </w:rPr>
+              <w:t>Địa</w:t>
+            </w:r>
+            <w:proofErr w:type="spellEnd"/>
+            <w:r>
+              <w:rPr>
+                <w:sz w:val="22"/>
+                <w:szCs w:val="22"/>
+              </w:rPr>
+              <w:t xml:space="preserve"> </w:t>
+            </w:r>
+            <w:proofErr w:type="spellStart"/>
+            <w:r>
+              <w:rPr>
+                <w:sz w:val="22"/>
+                <w:szCs w:val="22"/>
+              </w:rPr>
+              <w:t>chỉ</w:t>
+            </w:r>
+            <w:proofErr w:type="spellEnd"/>
+            <w:r>
+              <w:rPr>
+                <w:sz w:val="22"/>
+                <w:szCs w:val="22"/>
+              </w:rPr>
+              <w:t xml:space="preserve">: </w:t>
+            </w:r>
+            <w:r>
+              <w:rPr>
+                <w:sz w:val="22"/>
+                <w:szCs w:val="22"/>
+              </w:rPr>
+              <w:t>{{</w:t>
+            </w:r>
+            <w:proofErr w:type="spellStart"/>
+            <w:r>
+              <w:rPr>
+                <w:sz w:val="22"/>
+                <w:szCs w:val="22"/>
+              </w:rPr>
+              <w:t>diaChiDonViHTX</w:t>
+            </w:r>
+            <w:proofErr w:type="spellEnd"/>
+            <w:r>
+              <w:rPr>
+                <w:sz w:val="22"/>
+                <w:szCs w:val="22"/>
+              </w:rPr>
+              <w:t>}}</w:t>
             </w:r>
           </w:p>
           <w:p>
@@ -106,38 +159,70 @@
               <w:ind w:left="171"/>
               <w:jc w:val="center"/>
               <w:rPr>
-                <w:sz w:val="20"/>
-                <w:szCs w:val="20"/>
+                <w:sz w:val="22"/>
+                <w:szCs w:val="22"/>
               </w:rPr>
             </w:pPr>
             <w:r>
               <w:rPr>
-                <w:sz w:val="20"/>
-                <w:szCs w:val="20"/>
-              </w:rPr>
-              <w:t xml:space="preserve">Điện thoại: </w:t>
-            </w:r>
-            <w:r>
-              <w:rPr>
-                <w:sz w:val="20"/>
-                <w:szCs w:val="20"/>
-              </w:rPr>
-              <w:t>{{sdtDonViHTX}}</w:t>
+                <w:sz w:val="22"/>
+                <w:szCs w:val="22"/>
+              </w:rPr>
+              <w:t xml:space="preserve">Điện </w:t>
+            </w:r>
+            <w:proofErr w:type="spellStart"/>
+            <w:r>
+              <w:rPr>
+                <w:sz w:val="22"/>
+                <w:szCs w:val="22"/>
+              </w:rPr>
+              <w:t>thoại</w:t>
+            </w:r>
+            <w:proofErr w:type="spellEnd"/>
+            <w:r>
+              <w:rPr>
+                <w:sz w:val="22"/>
+                <w:szCs w:val="22"/>
+              </w:rPr>
+              <w:t xml:space="preserve">: </w:t>
+            </w:r>
+            <w:r>
+              <w:rPr>
+                <w:sz w:val="22"/>
+                <w:szCs w:val="22"/>
+              </w:rPr>
+              <w:t>{{</w:t>
+            </w:r>
+            <w:proofErr w:type="spellStart"/>
+            <w:r>
+              <w:rPr>
+                <w:sz w:val="22"/>
+                <w:szCs w:val="22"/>
+              </w:rPr>
+              <w:t>sdtDonViHTX</w:t>
+            </w:r>
+            <w:proofErr w:type="spellEnd"/>
+            <w:r>
+              <w:rPr>
+                <w:sz w:val="22"/>
+                <w:szCs w:val="22"/>
+              </w:rPr>
+              <w:t>}}</w:t>
             </w:r>
           </w:p>
           <w:p>
             <w:pPr>
               <w:ind w:left="171"/>
               <w:rPr>
-                <w:sz w:val="20"/>
-                <w:szCs w:val="20"/>
+                <w:sz w:val="22"/>
+                <w:szCs w:val="22"/>
               </w:rPr>
             </w:pPr>
           </w:p>
         </w:tc>
         <w:tc>
           <w:tcPr>
-            <w:tcW w:w="4389" w:type="dxa"/>
+            <w:tcW w:w="5387" w:type="dxa"/>
           </w:tcPr>
           <w:p>
             <w:pPr>
@@ -145,16 +230,16 @@
               <w:rPr>
                 <w:b/>
                 <w:bCs/>
-                <w:sz w:val="20"/>
-                <w:szCs w:val="20"/>
+                <w:sz w:val="22"/>
+                <w:szCs w:val="22"/>
               </w:rPr>
             </w:pPr>
             <w:r>
               <w:rPr>
                 <w:b/>
                 <w:bCs/>
-                <w:sz w:val="20"/>
-                <w:szCs w:val="20"/>
+                <w:sz w:val="22"/>
+                <w:szCs w:val="22"/>
               </w:rPr>
               <w:t>CỘNG HOÀ XÃ HỘI CHỦ NGHĨA VIỆT NAM</w:t>
             </w:r>
@@ -165,27 +250,89 @@
               <w:rPr>
                 <w:b/>
                 <w:bCs/>
-                <w:sz w:val="20"/>
-                <w:szCs w:val="20"/>
+                <w:sz w:val="22"/>
+                <w:szCs w:val="22"/>
               </w:rPr>
             </w:pPr>
-            <w:r>
-              <w:rPr>
-                <w:b/>
-                <w:bCs/>
-                <w:sz w:val="20"/>
-                <w:szCs w:val="20"/>
-              </w:rPr>
-              <w:t>Độc lập - Tự do - Hạnh phúc</w:t>
-            </w:r>
+            <w:proofErr w:type="spellStart"/>
+            <w:r>
+              <w:rPr>
+                <w:b/>
+                <w:bCs/>
+                <w:sz w:val="22"/>
+                <w:szCs w:val="22"/>
+              </w:rPr>
+              <w:t>Độc</w:t>
+            </w:r>
+            <w:proofErr w:type="spellEnd"/>
+            <w:r>
+              <w:rPr>
+                <w:b/>
+                <w:bCs/>
+                <w:sz w:val="22"/>
+                <w:szCs w:val="22"/>
+              </w:rPr>
+              <w:t xml:space="preserve"> </w:t>
+            </w:r>
+            <w:proofErr w:type="spellStart"/>
+            <w:r>
+              <w:rPr>
+                <w:b/>
+                <w:bCs/>
+                <w:sz w:val="22"/>
+                <w:szCs w:val="22"/>
+              </w:rPr>
+              <w:t>lập</w:t>
+            </w:r>
+            <w:proofErr w:type="spellEnd"/>
+            <w:r>
+              <w:rPr>
+                <w:b/>
+                <w:bCs/>
+                <w:sz w:val="22"/>
+                <w:szCs w:val="22"/>
+              </w:rPr>
+              <w:t xml:space="preserve"> - </w:t>
+            </w:r>
+            <w:proofErr w:type="spellStart"/>
+            <w:r>
+              <w:rPr>
+                <w:b/>
+                <w:bCs/>
+                <w:sz w:val="22"/>
+                <w:szCs w:val="22"/>
+              </w:rPr>
+              <w:t>Tự</w:t>
+            </w:r>
+            <w:proofErr w:type="spellEnd"/>
+            <w:r>
+              <w:rPr>
+                <w:b/>
+                <w:bCs/>
+                <w:sz w:val="22"/>
+                <w:szCs w:val="22"/>
+              </w:rPr>
+              <w:t xml:space="preserve"> do - Hạnh </w:t>
+            </w:r>
+            <w:proofErr w:type="spellStart"/>
+            <w:r>
+              <w:rPr>
+                <w:b/>
+                <w:bCs/>
+                <w:sz w:val="22"/>
+                <w:szCs w:val="22"/>
+              </w:rPr>
+              <w:t>phúc</w:t>
+            </w:r>
+            <w:proofErr w:type="spellEnd"/>
           </w:p>
           <w:p>
             <w:pPr>
               <w:jc w:val="center"/>
               <w:rPr>
                 <w:spacing w:val="-2"/>
-                <w:sz w:val="20"/>
-                <w:szCs w:val="20"/>
+                <w:sz w:val="22"/>
+                <w:szCs w:val="22"/>
               </w:rPr>
             </w:pPr>
           </w:p>
@@ -193,14 +340,14 @@
             <w:pPr>
               <w:jc w:val="center"/>
               <w:rPr>
-                <w:sz w:val="20"/>
-                <w:szCs w:val="20"/>
+                <w:sz w:val="22"/>
+                <w:szCs w:val="22"/>
               </w:rPr>
             </w:pPr>
             <w:r>
               <w:rPr>
-                <w:sz w:val="20"/>
-                <w:szCs w:val="20"/>
+                <w:sz w:val="22"/>
+                <w:szCs w:val="22"/>
               </w:rPr>
               <w:t>------------------</w:t>
             </w:r>
@@ -239,16 +386,16 @@
               <w:rPr>
                 <w:b/>
                 <w:bCs/>
-                <w:sz w:val="26"/>
-                <w:szCs w:val="26"/>
+                <w:sz w:val="22"/>
+                <w:szCs w:val="22"/>
               </w:rPr>
             </w:pPr>
             <w:r>
               <w:rPr>
                 <w:b/>
                 <w:bCs/>
-                <w:sz w:val="26"/>
-                <w:szCs w:val="26"/>
+                <w:sz w:val="22"/>
+                <w:szCs w:val="22"/>
               </w:rPr>
               <w:t>**********</w:t>
             </w:r>
@@ -273,16 +420,16 @@
         <mc:AlternateContent>
           <mc:Choice Requires="wps">
             <w:drawing>
-              <wp:anchor distT="0" distB="0" distL="0" distR="0" simplePos="0" relativeHeight="251659776" behindDoc="1" locked="0" layoutInCell="1" allowOverlap="1" wp14:anchorId="12F4CA30" wp14:editId="1865DD16">
+              <wp:anchor distT="0" distB="0" distL="0" distR="0" simplePos="0" relativeHeight="251659776" behindDoc="1" locked="0" layoutInCell="1" allowOverlap="1" wp14:anchorId="12F4CA30" wp14:editId="53E61B89">
                 <wp:simplePos x="0" y="0"/>
-                <wp:positionH relativeFrom="page">
-                  <wp:posOffset>241540</wp:posOffset>
+                <wp:positionH relativeFrom="margin">
+                  <wp:posOffset>-836930</wp:posOffset>
                 </wp:positionH>
                 <wp:positionV relativeFrom="margin">
-                  <wp:align>bottom</wp:align>
+                  <wp:posOffset>-241564</wp:posOffset>
                 </wp:positionV>
-                <wp:extent cx="4817745" cy="6996023"/>
-                <wp:effectExtent l="0" t="0" r="20955" b="14605"/>
+                <wp:extent cx="7006442" cy="10059629"/>
+                <wp:effectExtent l="0" t="0" r="23495" b="18415"/>
                 <wp:wrapNone/>
                 <wp:docPr id="1" name="Graphic 1"/>
                 <wp:cNvGraphicFramePr>
@@ -297,7 +444,7 @@
                       <wps:spPr>
                         <a:xfrm>
                           <a:off x="0" y="0"/>
-                          <a:ext cx="4817745" cy="6996023"/>
+                          <a:ext cx="7006442" cy="10059629"/>
                         </a:xfrm>
                         <a:custGeom>
                           <a:avLst/>
@@ -388,6 +535,9 @@
                     </wps:wsp>
                   </a:graphicData>
                 </a:graphic>
+                <wp14:sizeRelH relativeFrom="margin">
+                  <wp14:pctWidth>0</wp14:pctWidth>
+                </wp14:sizeRelH>
                 <wp14:sizeRelV relativeFrom="margin">
                   <wp14:pctHeight>0</wp14:pctHeight>
                 </wp14:sizeRelV>
@@ -396,9 +546,9 @@
           </mc:Choice>
           <mc:Fallback>
             <w:pict>
-              <v:shape w14:anchorId="4EBE5DC5" id="Graphic 1" o:spid="_x0000_s1026" style="position:absolute;margin-left:19pt;margin-top:0;width:379.35pt;height:550.85pt;z-index:-251656704;visibility:visible;mso-wrap-style:square;mso-height-percent:0;mso-wrap-distance-left:0;mso-wrap-distance-top:0;mso-wrap-distance-right:0;mso-wrap-distance-bottom:0;mso-position-horizontal:absolute;mso-position-horizontal-relative:page;mso-position-vertical:bottom;mso-position-vertical-relative:margin;mso-height-percent:0;mso-height-relative:margin;v-text-anchor:top" coordsize="4817745,6228715" o:gfxdata="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" path="m3655,r,6228135em18275,14620r,6198895em,3655r4817301,em14620,18275r4788061,em14620,6209860r4788061,em,6224480r4817301,em4799026,14620r,6198895em4813646,r,6228135e" filled="f" strokeweight=".20306mm">
+              <v:shape w14:anchorId="4B5CBA26" id="Graphic 1" o:spid="_x0000_s1026" style="position:absolute;margin-left:-65.9pt;margin-top:-19pt;width:551.7pt;height:792.1pt;z-index:-251656704;visibility:visible;mso-wrap-style:square;mso-width-percent:0;mso-height-percent:0;mso-wrap-distance-left:0;mso-wrap-distance-top:0;mso-wrap-distance-right:0;mso-wrap-distance-bottom:0;mso-position-horizontal:absolute;mso-position-horizontal-relative:margin;mso-position-vertical:absolute;mso-position-vertical-relative:margin;mso-width-percent:0;mso-height-percent:0;mso-width-relative:margin;mso-height-relative:margin;v-text-anchor:top" coordsize="4817745,6228715" o:gfxdata="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" path="m3655,r,6228135em18275,14620r,6198895em,3655r4817301,em14620,18275r4788061,em14620,6209860r4788061,em,6224480r4817301,em4799026,14620r,6198895em4813646,r,6228135e" filled="f" strokeweight=".20306mm">
                 <v:path arrowok="t"/>
-                <w10:wrap anchorx="page" anchory="margin"/>
+                <w10:wrap anchorx="margin" anchory="margin"/>
               </v:shape>
             </w:pict>
           </mc:Fallback>
@@ -424,259 +574,1068 @@
           <w:sz w:val="28"/>
           <w:szCs w:val="28"/>
         </w:rPr>
-        <w:t>{{tenDonViHTX}}</w:t>
+        <w:t>{{</w:t>
+      </w:r>
+      <w:proofErr w:type="spellStart"/>
+      <w:r>
+        <w:rPr>
+          <w:b/>
+          <w:bCs/>
+          <w:sz w:val="28"/>
+          <w:szCs w:val="28"/>
+        </w:rPr>
+        <w:t>tenDonViHTX</w:t>
+      </w:r>
+      <w:proofErr w:type="spellEnd"/>
+      <w:r>
+        <w:rPr>
+          <w:b/>
+          <w:bCs/>
+          <w:sz w:val="28"/>
+          <w:szCs w:val="28"/>
+        </w:rPr>
+        <w:t>}}</w:t>
+      </w:r>
+    </w:p>
+    <w:p>
+      <w:pPr>
+        <w:spacing w:line="276" w:lineRule="auto"/>
+        <w:ind w:left="-993"/>
+        <w:jc w:val="center"/>
+        <w:rPr>
+          <w:b/>
+          <w:bCs/>
+          <w:sz w:val="28"/>
+          <w:szCs w:val="28"/>
+        </w:rPr>
+      </w:pPr>
+    </w:p>
+    <w:tbl>
+      <w:tblPr>
+        <w:tblStyle w:val="TableGrid"/>
+        <w:tblW w:w="0" w:type="auto"/>
+        <w:tblInd w:w="-993" w:type="dxa"/>
+        <w:tblLook w:val="04A0" w:firstRow="1" w:lastRow="0" w:firstColumn="1" w:lastColumn="0" w:noHBand="0" w:noVBand="1"/>
+      </w:tblPr>
+      <w:tblGrid>
+        <w:gridCol w:w="2435"/>
+        <w:gridCol w:w="3089"/>
+        <w:gridCol w:w="1782"/>
+        <w:gridCol w:w="2436"/>
+      </w:tblGrid>
+      <w:tr>
+        <w:tc>
+          <w:tcPr>
+            <w:tcW w:w="2435" w:type="dxa"/>
+            <w:tcBorders>
+              <w:top w:val="nil"/>
+              <w:left w:val="nil"/>
+              <w:bottom w:val="nil"/>
+              <w:right w:val="nil"/>
+            </w:tcBorders>
+          </w:tcPr>
+          <w:p>
+            <w:pPr>
+              <w:spacing w:line="360" w:lineRule="auto"/>
+              <w:rPr>
+                <w:b/>
+                <w:bCs/>
+                <w:sz w:val="28"/>
+                <w:szCs w:val="28"/>
+              </w:rPr>
+            </w:pPr>
+            <w:proofErr w:type="spellStart"/>
+            <w:r>
+              <w:t>Điều</w:t>
+            </w:r>
+            <w:proofErr w:type="spellEnd"/>
+            <w:r>
+              <w:t xml:space="preserve"> </w:t>
+            </w:r>
+            <w:proofErr w:type="spellStart"/>
+            <w:r>
+              <w:t>động</w:t>
+            </w:r>
+            <w:proofErr w:type="spellEnd"/>
+            <w:r>
+              <w:t xml:space="preserve"> </w:t>
+            </w:r>
+            <w:proofErr w:type="spellStart"/>
+            <w:r>
+              <w:t>xe</w:t>
+            </w:r>
+            <w:proofErr w:type="spellEnd"/>
+            <w:r>
+              <w:t xml:space="preserve"> </w:t>
+            </w:r>
+            <w:proofErr w:type="spellStart"/>
+            <w:r>
+              <w:t>số</w:t>
+            </w:r>
+            <w:proofErr w:type="spellEnd"/>
+            <w:r>
+              <w:t>:</w:t>
+            </w:r>
+          </w:p>
+        </w:tc>
+        <w:tc>
+          <w:tcPr>
+            <w:tcW w:w="3089" w:type="dxa"/>
+            <w:tcBorders>
+              <w:top w:val="nil"/>
+              <w:left w:val="nil"/>
+              <w:bottom w:val="nil"/>
+              <w:right w:val="nil"/>
+            </w:tcBorders>
+          </w:tcPr>
+          <w:p>
+            <w:pPr>
+              <w:spacing w:line="360" w:lineRule="auto"/>
+              <w:rPr>
+                <w:b/>
+                <w:bCs/>
+                <w:sz w:val="28"/>
+                <w:szCs w:val="28"/>
+              </w:rPr>
+            </w:pPr>
+            <w:r>
+              <w:rPr>
+                <w:b/>
+                <w:bCs/>
+              </w:rPr>
+              <w:t>{{</w:t>
+            </w:r>
+            <w:proofErr w:type="spellStart"/>
+            <w:r>
+              <w:rPr>
+                <w:b/>
+                <w:bCs/>
+              </w:rPr>
+              <w:t>bienKiemSoat</w:t>
+            </w:r>
+            <w:proofErr w:type="spellEnd"/>
+            <w:r>
+              <w:rPr>
+                <w:b/>
+                <w:bCs/>
+              </w:rPr>
+              <w:t>}}</w:t>
+            </w:r>
+          </w:p>
+        </w:tc>
+        <w:tc>
+          <w:tcPr>
+            <w:tcW w:w="1782" w:type="dxa"/>
+            <w:tcBorders>
+              <w:top w:val="nil"/>
+              <w:left w:val="nil"/>
+              <w:bottom w:val="nil"/>
+              <w:right w:val="nil"/>
+            </w:tcBorders>
+          </w:tcPr>
+          <w:p>
+            <w:pPr>
+              <w:spacing w:line="360" w:lineRule="auto"/>
+              <w:rPr>
+                <w:b/>
+                <w:bCs/>
+                <w:sz w:val="28"/>
+                <w:szCs w:val="28"/>
+              </w:rPr>
+            </w:pPr>
+            <w:proofErr w:type="spellStart"/>
+            <w:r>
+              <w:t>Hiệu</w:t>
+            </w:r>
+            <w:proofErr w:type="spellEnd"/>
+            <w:r>
+              <w:t xml:space="preserve"> </w:t>
+            </w:r>
+            <w:proofErr w:type="spellStart"/>
+            <w:r>
+              <w:t>xe</w:t>
+            </w:r>
+            <w:proofErr w:type="spellEnd"/>
+            <w:r>
+              <w:rPr>
+                <w:b/>
+                <w:bCs/>
+              </w:rPr>
+              <w:t>:</w:t>
+            </w:r>
+          </w:p>
+        </w:tc>
+        <w:tc>
+          <w:tcPr>
+            <w:tcW w:w="2436" w:type="dxa"/>
+            <w:tcBorders>
+              <w:top w:val="nil"/>
+              <w:left w:val="nil"/>
+              <w:bottom w:val="nil"/>
+              <w:right w:val="nil"/>
+            </w:tcBorders>
+          </w:tcPr>
+          <w:p>
+            <w:pPr>
+              <w:spacing w:line="360" w:lineRule="auto"/>
+              <w:jc w:val="center"/>
+              <w:rPr>
+                <w:b/>
+                <w:bCs/>
+                <w:sz w:val="28"/>
+                <w:szCs w:val="28"/>
+              </w:rPr>
+            </w:pPr>
+            <w:r>
+              <w:rPr>
+                <w:b/>
+                <w:bCs/>
+              </w:rPr>
+              <w:t>{{</w:t>
+            </w:r>
+            <w:proofErr w:type="spellStart"/>
+            <w:r>
+              <w:rPr>
+                <w:b/>
+                <w:bCs/>
+              </w:rPr>
+              <w:t>nhanHieuXe</w:t>
+            </w:r>
+            <w:proofErr w:type="spellEnd"/>
+            <w:r>
+              <w:rPr>
+                <w:b/>
+                <w:bCs/>
+              </w:rPr>
+              <w:t>}}</w:t>
+            </w:r>
+          </w:p>
+        </w:tc>
+      </w:tr>
+      <w:tr>
+        <w:tc>
+          <w:tcPr>
+            <w:tcW w:w="2435" w:type="dxa"/>
+            <w:tcBorders>
+              <w:top w:val="nil"/>
+              <w:left w:val="nil"/>
+              <w:bottom w:val="nil"/>
+              <w:right w:val="nil"/>
+            </w:tcBorders>
+          </w:tcPr>
+          <w:p>
+            <w:pPr>
+              <w:spacing w:line="360" w:lineRule="auto"/>
+              <w:rPr>
+                <w:b/>
+                <w:bCs/>
+                <w:sz w:val="28"/>
+                <w:szCs w:val="28"/>
+              </w:rPr>
+            </w:pPr>
+            <w:proofErr w:type="spellStart"/>
+            <w:r>
+              <w:t>Số</w:t>
+            </w:r>
+            <w:proofErr w:type="spellEnd"/>
+            <w:r>
+              <w:t xml:space="preserve"> </w:t>
+            </w:r>
+            <w:proofErr w:type="spellStart"/>
+            <w:r>
+              <w:t>chỗ</w:t>
+            </w:r>
+            <w:proofErr w:type="spellEnd"/>
+            <w:r>
+              <w:t xml:space="preserve"> </w:t>
+            </w:r>
+            <w:proofErr w:type="spellStart"/>
+            <w:r>
+              <w:t>ngồ</w:t>
+            </w:r>
+            <w:r>
+              <w:t>i</w:t>
+            </w:r>
+            <w:proofErr w:type="spellEnd"/>
+            <w:r>
+              <w:t>:</w:t>
+            </w:r>
+          </w:p>
+        </w:tc>
+        <w:tc>
+          <w:tcPr>
+            <w:tcW w:w="3089" w:type="dxa"/>
+            <w:tcBorders>
+              <w:top w:val="nil"/>
+              <w:left w:val="nil"/>
+              <w:bottom w:val="nil"/>
+              <w:right w:val="nil"/>
+            </w:tcBorders>
+          </w:tcPr>
+          <w:p>
+            <w:pPr>
+              <w:spacing w:line="360" w:lineRule="auto"/>
+              <w:rPr>
+                <w:b/>
+                <w:bCs/>
+                <w:sz w:val="28"/>
+                <w:szCs w:val="28"/>
+              </w:rPr>
+            </w:pPr>
+            <w:r>
+              <w:t>{{</w:t>
+            </w:r>
+            <w:proofErr w:type="spellStart"/>
+            <w:r>
+              <w:t>soCho</w:t>
+            </w:r>
+            <w:proofErr w:type="spellEnd"/>
+            <w:r>
+              <w:t>}}</w:t>
+            </w:r>
+          </w:p>
+        </w:tc>
+        <w:tc>
+          <w:tcPr>
+            <w:tcW w:w="1782" w:type="dxa"/>
+            <w:tcBorders>
+              <w:top w:val="nil"/>
+              <w:left w:val="nil"/>
+              <w:bottom w:val="nil"/>
+              <w:right w:val="nil"/>
+            </w:tcBorders>
+          </w:tcPr>
+          <w:p>
+            <w:pPr>
+              <w:spacing w:line="360" w:lineRule="auto"/>
+              <w:rPr>
+                <w:b/>
+                <w:bCs/>
+                <w:sz w:val="28"/>
+                <w:szCs w:val="28"/>
+              </w:rPr>
+            </w:pPr>
+            <w:proofErr w:type="spellStart"/>
+            <w:r>
+              <w:t>Tải</w:t>
+            </w:r>
+            <w:proofErr w:type="spellEnd"/>
+            <w:r>
+              <w:t xml:space="preserve"> </w:t>
+            </w:r>
+            <w:proofErr w:type="spellStart"/>
+            <w:r>
+              <w:t>trọng</w:t>
+            </w:r>
+            <w:proofErr w:type="spellEnd"/>
+            <w:r>
+              <w:t xml:space="preserve"> (Kg):</w:t>
+            </w:r>
+          </w:p>
+        </w:tc>
+        <w:tc>
+          <w:tcPr>
+            <w:tcW w:w="2436" w:type="dxa"/>
+            <w:tcBorders>
+              <w:top w:val="nil"/>
+              <w:left w:val="nil"/>
+              <w:bottom w:val="nil"/>
+              <w:right w:val="nil"/>
+            </w:tcBorders>
+          </w:tcPr>
+          <w:p>
+            <w:pPr>
+              <w:spacing w:line="360" w:lineRule="auto"/>
+              <w:jc w:val="center"/>
+              <w:rPr>
+                <w:b/>
+                <w:bCs/>
+                <w:sz w:val="28"/>
+                <w:szCs w:val="28"/>
+              </w:rPr>
+            </w:pPr>
+            <w:r>
+              <w:t>{{</w:t>
+            </w:r>
+            <w:proofErr w:type="spellStart"/>
+            <w:r>
+              <w:t>taiTrongKG</w:t>
+            </w:r>
+            <w:proofErr w:type="spellEnd"/>
+            <w:r>
+              <w:t>}}</w:t>
+            </w:r>
+          </w:p>
+        </w:tc>
+      </w:tr>
+      <w:tr>
+        <w:tc>
+          <w:tcPr>
+            <w:tcW w:w="2435" w:type="dxa"/>
+            <w:tcBorders>
+              <w:top w:val="nil"/>
+              <w:left w:val="nil"/>
+              <w:bottom w:val="nil"/>
+              <w:right w:val="nil"/>
+            </w:tcBorders>
+          </w:tcPr>
+          <w:p>
+            <w:pPr>
+              <w:spacing w:line="360" w:lineRule="auto"/>
+              <w:rPr>
+                <w:b/>
+                <w:bCs/>
+                <w:sz w:val="28"/>
+                <w:szCs w:val="28"/>
+              </w:rPr>
+            </w:pPr>
+            <w:proofErr w:type="spellStart"/>
+            <w:r>
+              <w:t>Họ</w:t>
+            </w:r>
+            <w:proofErr w:type="spellEnd"/>
+            <w:r>
+              <w:t xml:space="preserve"> </w:t>
+            </w:r>
+            <w:proofErr w:type="spellStart"/>
+            <w:r>
+              <w:t>và</w:t>
+            </w:r>
+            <w:proofErr w:type="spellEnd"/>
+            <w:r>
+              <w:t xml:space="preserve"> </w:t>
+            </w:r>
+            <w:proofErr w:type="spellStart"/>
+            <w:r>
+              <w:t>tên</w:t>
+            </w:r>
+            <w:proofErr w:type="spellEnd"/>
+            <w:r>
+              <w:t xml:space="preserve"> </w:t>
+            </w:r>
+            <w:proofErr w:type="spellStart"/>
+            <w:r>
+              <w:t>chủ</w:t>
+            </w:r>
+            <w:proofErr w:type="spellEnd"/>
+            <w:r>
+              <w:t xml:space="preserve"> xe:</w:t>
+            </w:r>
+          </w:p>
+        </w:tc>
+        <w:tc>
+          <w:tcPr>
+            <w:tcW w:w="7307" w:type="dxa"/>
+            <w:gridSpan w:val="3"/>
+            <w:tcBorders>
+              <w:top w:val="nil"/>
+              <w:left w:val="nil"/>
+              <w:bottom w:val="nil"/>
+              <w:right w:val="nil"/>
+            </w:tcBorders>
+          </w:tcPr>
+          <w:p>
+            <w:pPr>
+              <w:spacing w:line="360" w:lineRule="auto"/>
+              <w:rPr>
+                <w:b/>
+                <w:bCs/>
+                <w:sz w:val="28"/>
+                <w:szCs w:val="28"/>
+              </w:rPr>
+            </w:pPr>
+            <w:r>
+              <w:rPr>
+                <w:b/>
+                <w:bCs/>
+              </w:rPr>
+              <w:t>{{</w:t>
+            </w:r>
+            <w:proofErr w:type="spellStart"/>
+            <w:r>
+              <w:rPr>
+                <w:b/>
+                <w:bCs/>
+              </w:rPr>
+              <w:t>tenKhachHang</w:t>
+            </w:r>
+            <w:proofErr w:type="spellEnd"/>
+            <w:r>
+              <w:rPr>
+                <w:b/>
+                <w:bCs/>
+              </w:rPr>
+              <w:t>}}</w:t>
+            </w:r>
+          </w:p>
+        </w:tc>
+      </w:tr>
+    </w:tbl>
+    <w:p>
+      <w:pPr>
+        <w:spacing w:after="0" w:line="360" w:lineRule="auto"/>
+        <w:ind w:left="-993"/>
+      </w:pPr>
+      <w:r>
+        <w:t>VẬN CHUYỂN HÀNG HÓA/HÀNH KHÁCH ĐI VÀ VỀ THEO HỢP ĐỒNG</w:t>
+      </w:r>
+    </w:p>
+    <w:p>
+      <w:pPr>
+        <w:spacing w:after="0" w:line="360" w:lineRule="auto"/>
+        <w:ind w:left="-993"/>
+      </w:pPr>
+      <w:proofErr w:type="spellStart"/>
+      <w:r>
+        <w:t>Lộ</w:t>
+      </w:r>
+      <w:proofErr w:type="spellEnd"/>
+      <w:r>
+        <w:t xml:space="preserve"> </w:t>
+      </w:r>
+      <w:proofErr w:type="spellStart"/>
+      <w:r>
+        <w:t>trình</w:t>
+      </w:r>
+      <w:proofErr w:type="spellEnd"/>
+      <w:r>
+        <w:t xml:space="preserve">: </w:t>
+      </w:r>
+      <w:proofErr w:type="spellStart"/>
+      <w:r>
+        <w:rPr>
+          <w:b/>
+          <w:bCs/>
+        </w:rPr>
+        <w:t>Từ</w:t>
+      </w:r>
+      <w:proofErr w:type="spellEnd"/>
+      <w:r>
+        <w:rPr>
+          <w:b/>
+          <w:bCs/>
+        </w:rPr>
+        <w:t xml:space="preserve"> </w:t>
+      </w:r>
+      <w:r>
+        <w:rPr>
+          <w:b/>
+          <w:bCs/>
+        </w:rPr>
+        <w:t>Hồ Chí Minh</w:t>
+      </w:r>
+      <w:r>
+        <w:rPr>
+          <w:b/>
+          <w:bCs/>
+        </w:rPr>
+        <w:t xml:space="preserve"> </w:t>
+      </w:r>
+      <w:proofErr w:type="spellStart"/>
+      <w:r>
+        <w:rPr>
+          <w:b/>
+          <w:bCs/>
+        </w:rPr>
+        <w:t>đi</w:t>
+      </w:r>
+      <w:proofErr w:type="spellEnd"/>
+      <w:r>
+        <w:rPr>
+          <w:b/>
+          <w:bCs/>
+        </w:rPr>
+        <w:t xml:space="preserve"> </w:t>
+      </w:r>
+      <w:proofErr w:type="spellStart"/>
+      <w:r>
+        <w:rPr>
+          <w:b/>
+          <w:bCs/>
+        </w:rPr>
+        <w:t>các</w:t>
+      </w:r>
+      <w:proofErr w:type="spellEnd"/>
+      <w:r>
+        <w:rPr>
+          <w:b/>
+          <w:bCs/>
+        </w:rPr>
+        <w:t xml:space="preserve"> </w:t>
+      </w:r>
+      <w:proofErr w:type="spellStart"/>
+      <w:r>
+        <w:rPr>
+          <w:b/>
+          <w:bCs/>
+        </w:rPr>
+        <w:t>tỉnh</w:t>
+      </w:r>
+      <w:proofErr w:type="spellEnd"/>
+      <w:r>
+        <w:rPr>
+          <w:b/>
+          <w:bCs/>
+        </w:rPr>
+        <w:t xml:space="preserve"> </w:t>
+      </w:r>
+      <w:proofErr w:type="spellStart"/>
+      <w:r>
+        <w:rPr>
+          <w:b/>
+          <w:bCs/>
+        </w:rPr>
+        <w:t>trong</w:t>
+      </w:r>
+      <w:proofErr w:type="spellEnd"/>
+      <w:r>
+        <w:rPr>
+          <w:b/>
+          <w:bCs/>
+        </w:rPr>
+        <w:t xml:space="preserve"> </w:t>
+      </w:r>
+      <w:proofErr w:type="spellStart"/>
+      <w:r>
+        <w:rPr>
+          <w:b/>
+          <w:bCs/>
+        </w:rPr>
+        <w:t>nước</w:t>
+      </w:r>
+      <w:proofErr w:type="spellEnd"/>
+    </w:p>
+    <w:p>
+      <w:pPr>
+        <w:spacing w:after="0" w:line="360" w:lineRule="auto"/>
+        <w:ind w:left="-993"/>
+      </w:pPr>
+      <w:proofErr w:type="spellStart"/>
+      <w:r>
+        <w:t>Địa</w:t>
+      </w:r>
+      <w:proofErr w:type="spellEnd"/>
+      <w:r>
+        <w:t xml:space="preserve"> </w:t>
+      </w:r>
+      <w:proofErr w:type="spellStart"/>
+      <w:r>
+        <w:t>điểm</w:t>
+      </w:r>
+      <w:proofErr w:type="spellEnd"/>
+      <w:r>
+        <w:t xml:space="preserve"> </w:t>
+      </w:r>
+      <w:proofErr w:type="spellStart"/>
+      <w:r>
+        <w:t>nhận</w:t>
+      </w:r>
+      <w:proofErr w:type="spellEnd"/>
+      <w:r>
+        <w:t xml:space="preserve"> </w:t>
+      </w:r>
+      <w:proofErr w:type="spellStart"/>
+      <w:r>
+        <w:t>chở</w:t>
+      </w:r>
+      <w:proofErr w:type="spellEnd"/>
+      <w:r>
+        <w:t xml:space="preserve"> hành khách </w:t>
+      </w:r>
+      <w:proofErr w:type="spellStart"/>
+      <w:r>
+        <w:t>theo</w:t>
+      </w:r>
+      <w:proofErr w:type="spellEnd"/>
+      <w:r>
+        <w:t xml:space="preserve"> </w:t>
+      </w:r>
+      <w:proofErr w:type="spellStart"/>
+      <w:r>
+        <w:t>hợp</w:t>
+      </w:r>
+      <w:proofErr w:type="spellEnd"/>
+      <w:r>
+        <w:t xml:space="preserve"> </w:t>
+      </w:r>
+      <w:proofErr w:type="spellStart"/>
+      <w:r>
+        <w:t>đồng</w:t>
+      </w:r>
+      <w:proofErr w:type="spellEnd"/>
+      <w:r>
+        <w:t xml:space="preserve"> </w:t>
+      </w:r>
+      <w:proofErr w:type="spellStart"/>
+      <w:r>
+        <w:t>từng</w:t>
+      </w:r>
+      <w:proofErr w:type="spellEnd"/>
+      <w:r>
+        <w:t xml:space="preserve"> </w:t>
+      </w:r>
+      <w:proofErr w:type="spellStart"/>
+      <w:r>
+        <w:t>chuyến</w:t>
+      </w:r>
+      <w:proofErr w:type="spellEnd"/>
+      <w:r>
+        <w:t xml:space="preserve"> </w:t>
+      </w:r>
+    </w:p>
+    <w:p>
+      <w:pPr>
+        <w:spacing w:after="0" w:line="360" w:lineRule="auto"/>
+        <w:ind w:left="-993"/>
+        <w:rPr>
+          <w:b/>
+          <w:bCs/>
+        </w:rPr>
+      </w:pPr>
+      <w:proofErr w:type="spellStart"/>
+      <w:r>
+        <w:rPr>
+          <w:b/>
+          <w:bCs/>
+        </w:rPr>
+        <w:t>Lệnh</w:t>
+      </w:r>
+      <w:proofErr w:type="spellEnd"/>
+      <w:r>
+        <w:rPr>
+          <w:b/>
+          <w:bCs/>
+        </w:rPr>
+        <w:t xml:space="preserve"> </w:t>
+      </w:r>
+      <w:proofErr w:type="spellStart"/>
+      <w:r>
+        <w:rPr>
+          <w:b/>
+          <w:bCs/>
+        </w:rPr>
+        <w:t>vận</w:t>
+      </w:r>
+      <w:proofErr w:type="spellEnd"/>
+      <w:r>
+        <w:rPr>
+          <w:b/>
+          <w:bCs/>
+        </w:rPr>
+        <w:t xml:space="preserve"> </w:t>
+      </w:r>
+      <w:proofErr w:type="spellStart"/>
+      <w:r>
+        <w:rPr>
+          <w:b/>
+          <w:bCs/>
+        </w:rPr>
+        <w:t>chuyển</w:t>
+      </w:r>
+      <w:proofErr w:type="spellEnd"/>
+      <w:r>
+        <w:rPr>
+          <w:b/>
+          <w:bCs/>
+        </w:rPr>
+        <w:t xml:space="preserve"> </w:t>
+      </w:r>
+      <w:proofErr w:type="spellStart"/>
+      <w:r>
+        <w:rPr>
+          <w:b/>
+          <w:bCs/>
+        </w:rPr>
+        <w:t>có</w:t>
+      </w:r>
+      <w:proofErr w:type="spellEnd"/>
+      <w:r>
+        <w:rPr>
+          <w:b/>
+          <w:bCs/>
+        </w:rPr>
+        <w:t xml:space="preserve"> </w:t>
+      </w:r>
+      <w:proofErr w:type="spellStart"/>
+      <w:r>
+        <w:rPr>
+          <w:b/>
+          <w:bCs/>
+        </w:rPr>
+        <w:t>hiệu</w:t>
+      </w:r>
+      <w:proofErr w:type="spellEnd"/>
+      <w:r>
+        <w:rPr>
+          <w:b/>
+          <w:bCs/>
+        </w:rPr>
+        <w:t xml:space="preserve"> </w:t>
+      </w:r>
+      <w:proofErr w:type="spellStart"/>
+      <w:r>
+        <w:rPr>
+          <w:b/>
+          <w:bCs/>
+        </w:rPr>
+        <w:t>lực</w:t>
+      </w:r>
+      <w:proofErr w:type="spellEnd"/>
+      <w:r>
+        <w:rPr>
+          <w:b/>
+          <w:bCs/>
+        </w:rPr>
+        <w:t xml:space="preserve"> </w:t>
+      </w:r>
+      <w:proofErr w:type="spellStart"/>
+      <w:r>
+        <w:rPr>
+          <w:b/>
+          <w:bCs/>
+        </w:rPr>
+        <w:t>từ</w:t>
+      </w:r>
+      <w:proofErr w:type="spellEnd"/>
+      <w:r>
+        <w:rPr>
+          <w:b/>
+          <w:bCs/>
+        </w:rPr>
+        <w:t xml:space="preserve"> {{</w:t>
+      </w:r>
+      <w:proofErr w:type="spellStart"/>
+      <w:r>
+        <w:rPr>
+          <w:b/>
+          <w:bCs/>
+        </w:rPr>
+        <w:t>ngayTraHoSoPhuHieu_dd</w:t>
+      </w:r>
+      <w:proofErr w:type="spellEnd"/>
+      <w:r>
+        <w:rPr>
+          <w:b/>
+          <w:bCs/>
+        </w:rPr>
+        <w:t xml:space="preserve">}} </w:t>
+      </w:r>
+      <w:proofErr w:type="spellStart"/>
+      <w:r>
+        <w:rPr>
+          <w:b/>
+          <w:bCs/>
+        </w:rPr>
+        <w:t>tháng</w:t>
+      </w:r>
+      <w:proofErr w:type="spellEnd"/>
+      <w:r>
+        <w:rPr>
+          <w:b/>
+          <w:bCs/>
+        </w:rPr>
+        <w:t xml:space="preserve"> {{</w:t>
+      </w:r>
+      <w:proofErr w:type="spellStart"/>
+      <w:r>
+        <w:rPr>
+          <w:b/>
+          <w:bCs/>
+        </w:rPr>
+        <w:t>ngayTraHoSoPhuHieu_MM</w:t>
+      </w:r>
+      <w:proofErr w:type="spellEnd"/>
+      <w:r>
+        <w:rPr>
+          <w:b/>
+          <w:bCs/>
+        </w:rPr>
+        <w:t xml:space="preserve">}} </w:t>
+      </w:r>
+      <w:proofErr w:type="spellStart"/>
+      <w:r>
+        <w:rPr>
+          <w:b/>
+          <w:bCs/>
+        </w:rPr>
+        <w:t>năm</w:t>
+      </w:r>
+      <w:proofErr w:type="spellEnd"/>
+      <w:r>
+        <w:rPr>
+          <w:b/>
+          <w:bCs/>
+        </w:rPr>
+        <w:t xml:space="preserve"> {{</w:t>
+      </w:r>
+      <w:proofErr w:type="spellStart"/>
+      <w:r>
+        <w:rPr>
+          <w:b/>
+          <w:bCs/>
+        </w:rPr>
+        <w:t>ngayTraHoSoPhuHieu_yyyy</w:t>
+      </w:r>
+      <w:proofErr w:type="spellEnd"/>
+      <w:r>
+        <w:rPr>
+          <w:b/>
+          <w:bCs/>
+        </w:rPr>
+        <w:t>}}</w:t>
       </w:r>
     </w:p>
     <w:p>
       <w:pPr>
         <w:tabs>
-          <w:tab w:val="left" w:pos="3544"/>
+          <w:tab w:val="left" w:pos="1985"/>
         </w:tabs>
-        <w:spacing w:after="0" w:line="276" w:lineRule="auto"/>
-        <w:ind w:left="-993"/>
-        <w:rPr>
-          <w:sz w:val="20"/>
-          <w:szCs w:val="20"/>
+        <w:spacing w:after="0" w:line="360" w:lineRule="auto"/>
+        <w:ind w:left="-993" w:firstLine="993"/>
+        <w:rPr>
+          <w:b/>
+          <w:bCs/>
         </w:rPr>
       </w:pPr>
       <w:r>
         <w:rPr>
-          <w:sz w:val="20"/>
-          <w:szCs w:val="20"/>
-        </w:rPr>
-        <w:t xml:space="preserve">Điều động xe số: </w:t>
-      </w:r>
-      <w:r>
-        <w:rPr>
-          <w:b/>
-          <w:bCs/>
-          <w:sz w:val="20"/>
-          <w:szCs w:val="20"/>
-        </w:rPr>
-        <w:t>{{bienKiemSoat}}</w:t>
-      </w:r>
-      <w:r>
-        <w:rPr>
-          <w:sz w:val="20"/>
-          <w:szCs w:val="20"/>
+          <w:b/>
+          <w:bCs/>
         </w:rPr>
         <w:tab/>
-        <w:t>Hiệu xe</w:t>
-      </w:r>
-      <w:r>
-        <w:rPr>
-          <w:b/>
-          <w:bCs/>
-          <w:sz w:val="20"/>
-          <w:szCs w:val="20"/>
-        </w:rPr>
-        <w:t>:{{nhanHieuXe}}</w:t>
-      </w:r>
-    </w:p>
-    <w:p>
-      <w:pPr>
-        <w:tabs>
-          <w:tab w:val="left" w:pos="3544"/>
-        </w:tabs>
-        <w:spacing w:after="0" w:line="276" w:lineRule="auto"/>
-        <w:ind w:left="-993"/>
-        <w:rPr>
-          <w:sz w:val="20"/>
-          <w:szCs w:val="20"/>
-        </w:rPr>
-      </w:pPr>
-      <w:r>
-        <w:rPr>
-          <w:sz w:val="20"/>
-          <w:szCs w:val="20"/>
-        </w:rPr>
-        <w:t>Họ và tên chủ xe: {{tenKhachHang}}</w:t>
-      </w:r>
-      <w:r>
-        <w:rPr>
-          <w:sz w:val="20"/>
-          <w:szCs w:val="20"/>
-        </w:rPr>
-        <w:tab/>
-        <w:t>Số chỗ ngồi/Tải trọng: {{</w:t>
-      </w:r>
-      <w:r>
-        <w:rPr>
-          <w:sz w:val="20"/>
-          <w:szCs w:val="20"/>
-        </w:rPr>
-        <w:t>gopTaiTrongSoCho</w:t>
-      </w:r>
-      <w:r>
-        <w:rPr>
-          <w:sz w:val="20"/>
-          <w:szCs w:val="20"/>
+      </w:r>
+      <w:proofErr w:type="spellStart"/>
+      <w:r>
+        <w:rPr>
+          <w:b/>
+          <w:bCs/>
+        </w:rPr>
+        <w:t>đến</w:t>
+      </w:r>
+      <w:proofErr w:type="spellEnd"/>
+      <w:r>
+        <w:rPr>
+          <w:b/>
+          <w:bCs/>
+        </w:rPr>
+        <w:t xml:space="preserve"> </w:t>
+      </w:r>
+      <w:proofErr w:type="spellStart"/>
+      <w:r>
+        <w:rPr>
+          <w:b/>
+          <w:bCs/>
+        </w:rPr>
+        <w:t>ngày</w:t>
+      </w:r>
+      <w:proofErr w:type="spellEnd"/>
+      <w:r>
+        <w:rPr>
+          <w:b/>
+          <w:bCs/>
+        </w:rPr>
+        <w:t xml:space="preserve"> {{</w:t>
+      </w:r>
+      <w:proofErr w:type="spellStart"/>
+      <w:r>
+        <w:rPr>
+          <w:b/>
+          <w:bCs/>
+        </w:rPr>
+        <w:t>ngayHetHanLenhVanChuyen_dd</w:t>
+      </w:r>
+      <w:proofErr w:type="spellEnd"/>
+      <w:r>
+        <w:rPr>
+          <w:b/>
+          <w:bCs/>
+        </w:rPr>
+        <w:t xml:space="preserve">}} </w:t>
+      </w:r>
+      <w:proofErr w:type="spellStart"/>
+      <w:proofErr w:type="gramStart"/>
+      <w:r>
+        <w:rPr>
+          <w:b/>
+          <w:bCs/>
+        </w:rPr>
+        <w:t>tháng</w:t>
+      </w:r>
+      <w:proofErr w:type="spellEnd"/>
+      <w:r>
+        <w:rPr>
+          <w:b/>
+          <w:bCs/>
+        </w:rPr>
+        <w:t xml:space="preserve">  {</w:t>
+      </w:r>
+      <w:proofErr w:type="gramEnd"/>
+      <w:r>
+        <w:rPr>
+          <w:b/>
+          <w:bCs/>
+        </w:rPr>
+        <w:t>{</w:t>
+      </w:r>
+      <w:proofErr w:type="spellStart"/>
+      <w:r>
+        <w:rPr>
+          <w:b/>
+          <w:bCs/>
+        </w:rPr>
+        <w:t>ngayHetHanLenhVanChuyen_MM</w:t>
+      </w:r>
+      <w:proofErr w:type="spellEnd"/>
+      <w:r>
+        <w:rPr>
+          <w:b/>
+          <w:bCs/>
+        </w:rPr>
+        <w:t xml:space="preserve">}} </w:t>
+      </w:r>
+      <w:proofErr w:type="spellStart"/>
+      <w:r>
+        <w:rPr>
+          <w:b/>
+          <w:bCs/>
+        </w:rPr>
+        <w:t>năm</w:t>
+      </w:r>
+      <w:proofErr w:type="spellEnd"/>
+      <w:r>
+        <w:rPr>
+          <w:b/>
+          <w:bCs/>
+        </w:rPr>
+        <w:t xml:space="preserve"> {{</w:t>
+      </w:r>
+      <w:proofErr w:type="spellStart"/>
+      <w:r>
+        <w:rPr>
+          <w:b/>
+          <w:bCs/>
+        </w:rPr>
+        <w:t>ngayHetHanLenhVanChuyen_yyyy</w:t>
+      </w:r>
+      <w:proofErr w:type="spellEnd"/>
+      <w:r>
+        <w:rPr>
+          <w:b/>
+          <w:bCs/>
         </w:rPr>
         <w:t>}}</w:t>
-      </w:r>
-      <w:r>
-        <w:rPr>
-          <w:sz w:val="20"/>
-          <w:szCs w:val="20"/>
-        </w:rPr>
-        <w:tab/>
       </w:r>
     </w:p>
     <w:p>
       <w:pPr>
         <w:spacing w:after="0" w:line="276" w:lineRule="auto"/>
         <w:ind w:left="-993"/>
-        <w:rPr>
-          <w:sz w:val="20"/>
-          <w:szCs w:val="20"/>
-        </w:rPr>
-      </w:pPr>
-      <w:r>
-        <w:rPr>
-          <w:sz w:val="20"/>
-          <w:szCs w:val="20"/>
-        </w:rPr>
-        <w:t>VẬN CHUYỂN HÀNG HÓA/HÀNH KHÁCH ĐI VÀ VỀ THEO HỢP ĐỒNG</w:t>
-      </w:r>
-    </w:p>
-    <w:p>
-      <w:pPr>
-        <w:spacing w:after="0" w:line="276" w:lineRule="auto"/>
-        <w:ind w:left="-993"/>
-        <w:rPr>
-          <w:sz w:val="20"/>
-          <w:szCs w:val="20"/>
-        </w:rPr>
-      </w:pPr>
-      <w:r>
-        <w:rPr>
-          <w:sz w:val="20"/>
-          <w:szCs w:val="20"/>
-        </w:rPr>
-        <w:t xml:space="preserve">Lộ trình: </w:t>
-      </w:r>
-      <w:r>
-        <w:rPr>
-          <w:b/>
-          <w:bCs/>
-          <w:sz w:val="20"/>
-          <w:szCs w:val="20"/>
-        </w:rPr>
-        <w:t xml:space="preserve">Từ </w:t>
-      </w:r>
-      <w:r>
-        <w:rPr>
-          <w:b/>
-          <w:bCs/>
-          <w:sz w:val="20"/>
-          <w:szCs w:val="20"/>
-        </w:rPr>
-        <w:t>Hồ Chí Minh</w:t>
-      </w:r>
-      <w:r>
-        <w:rPr>
-          <w:b/>
-          <w:bCs/>
-          <w:sz w:val="20"/>
-          <w:szCs w:val="20"/>
-        </w:rPr>
-        <w:t xml:space="preserve"> đi các tỉnh trong nước</w:t>
-      </w:r>
-    </w:p>
-    <w:p>
-      <w:pPr>
-        <w:spacing w:after="0" w:line="276" w:lineRule="auto"/>
-        <w:ind w:left="-993"/>
-        <w:rPr>
-          <w:sz w:val="20"/>
-          <w:szCs w:val="20"/>
-        </w:rPr>
-      </w:pPr>
-      <w:r>
-        <w:rPr>
-          <w:sz w:val="20"/>
-          <w:szCs w:val="20"/>
-        </w:rPr>
-        <w:t xml:space="preserve">Địa điểm nhận chở hành khách theo hợp đồng từng chuyến </w:t>
-      </w:r>
-    </w:p>
-    <w:p>
-      <w:pPr>
-        <w:spacing w:after="0" w:line="276" w:lineRule="auto"/>
-        <w:ind w:left="-993"/>
-        <w:rPr>
-          <w:b/>
-          <w:bCs/>
-          <w:sz w:val="20"/>
-          <w:szCs w:val="20"/>
-        </w:rPr>
-      </w:pPr>
-      <w:r>
-        <w:rPr>
-          <w:b/>
-          <w:bCs/>
-          <w:sz w:val="20"/>
-          <w:szCs w:val="20"/>
-        </w:rPr>
-        <w:t xml:space="preserve">Lệnh vận chuyển có hiệu lực từ </w:t>
-      </w:r>
-      <w:r>
-        <w:rPr>
-          <w:b/>
-          <w:bCs/>
-          <w:sz w:val="20"/>
-          <w:szCs w:val="20"/>
-        </w:rPr>
-        <w:t>{{ngayTraHoSoPhuHieu_dd}} tháng {{ngayTraHoSoPhuHieu_MM}} năm {{ngayTraHoSoPhuHieu_yyyy}}</w:t>
-      </w:r>
-    </w:p>
-    <w:p>
-      <w:pPr>
-        <w:tabs>
-          <w:tab w:val="left" w:pos="1418"/>
-        </w:tabs>
-        <w:spacing w:after="0" w:line="276" w:lineRule="auto"/>
-        <w:ind w:left="-993" w:firstLine="993"/>
-        <w:rPr>
-          <w:b/>
-          <w:bCs/>
-          <w:sz w:val="20"/>
-          <w:szCs w:val="20"/>
-        </w:rPr>
-      </w:pPr>
-      <w:r>
-        <w:rPr>
-          <w:b/>
-          <w:bCs/>
-          <w:sz w:val="20"/>
-          <w:szCs w:val="20"/>
-        </w:rPr>
-        <w:tab/>
-      </w:r>
-      <w:r>
-        <w:rPr>
-          <w:b/>
-          <w:bCs/>
-          <w:sz w:val="20"/>
-          <w:szCs w:val="20"/>
-        </w:rPr>
-        <w:t>đến ngày {{ngayHetHanLenhVanChuyen_dd}} tháng  {{ngayHetHanLenhVanChuyen_MM}} năm {{ngayHetHanLenhVanChuyen_yyyy}}</w:t>
-      </w:r>
-    </w:p>
-    <w:p>
-      <w:pPr>
-        <w:spacing w:after="0" w:line="276" w:lineRule="auto"/>
-        <w:ind w:left="-993"/>
-        <w:rPr>
-          <w:sz w:val="20"/>
-          <w:szCs w:val="20"/>
-        </w:rPr>
       </w:pPr>
     </w:p>
     <w:tbl>
       <w:tblPr>
         <w:tblStyle w:val="TableGrid"/>
-        <w:tblW w:w="7225" w:type="dxa"/>
+        <w:tblW w:w="9924" w:type="dxa"/>
         <w:tblInd w:w="-993" w:type="dxa"/>
         <w:tblBorders>
           <w:top w:val="none" w:sz="0" w:space="0" w:color="auto"/>
@@ -689,13 +1648,13 @@
         <w:tblLook w:val="04A0" w:firstRow="1" w:lastRow="0" w:firstColumn="1" w:lastColumn="0" w:noHBand="0" w:noVBand="1"/>
       </w:tblPr>
       <w:tblGrid>
-        <w:gridCol w:w="3398"/>
-        <w:gridCol w:w="3827"/>
+        <w:gridCol w:w="4679"/>
+        <w:gridCol w:w="5245"/>
       </w:tblGrid>
       <w:tr>
         <w:tc>
           <w:tcPr>
-            <w:tcW w:w="3398" w:type="dxa"/>
+            <w:tcW w:w="4679" w:type="dxa"/>
           </w:tcPr>
           <w:p>
             <w:pPr>
@@ -703,8 +1662,6 @@
               <w:rPr>
                 <w:b/>
                 <w:bCs/>
-                <w:sz w:val="20"/>
-                <w:szCs w:val="20"/>
               </w:rPr>
             </w:pPr>
           </w:p>
@@ -715,8 +1672,6 @@
               <w:rPr>
                 <w:b/>
                 <w:bCs/>
-                <w:sz w:val="20"/>
-                <w:szCs w:val="20"/>
               </w:rPr>
             </w:pPr>
           </w:p>
@@ -727,8 +1682,6 @@
               <w:rPr>
                 <w:b/>
                 <w:bCs/>
-                <w:sz w:val="20"/>
-                <w:szCs w:val="20"/>
               </w:rPr>
             </w:pPr>
           </w:p>
@@ -739,8 +1692,6 @@
               <w:rPr>
                 <w:b/>
                 <w:bCs/>
-                <w:sz w:val="20"/>
-                <w:szCs w:val="20"/>
               </w:rPr>
             </w:pPr>
           </w:p>
@@ -751,8 +1702,6 @@
               <w:rPr>
                 <w:b/>
                 <w:bCs/>
-                <w:sz w:val="20"/>
-                <w:szCs w:val="20"/>
               </w:rPr>
             </w:pPr>
           </w:p>
@@ -760,10 +1709,6 @@
             <w:pPr>
               <w:spacing w:line="276" w:lineRule="auto"/>
               <w:jc w:val="center"/>
-              <w:rPr>
-                <w:sz w:val="20"/>
-                <w:szCs w:val="20"/>
-              </w:rPr>
             </w:pPr>
           </w:p>
           <w:p>
@@ -773,35 +1718,82 @@
               <w:rPr>
                 <w:b/>
                 <w:bCs/>
-                <w:sz w:val="20"/>
-                <w:szCs w:val="20"/>
               </w:rPr>
             </w:pPr>
           </w:p>
         </w:tc>
         <w:tc>
           <w:tcPr>
-            <w:tcW w:w="3827" w:type="dxa"/>
+            <w:tcW w:w="5245" w:type="dxa"/>
           </w:tcPr>
           <w:p>
             <w:pPr>
               <w:spacing w:line="276" w:lineRule="auto"/>
               <w:jc w:val="center"/>
-              <w:rPr>
-                <w:b/>
-                <w:bCs/>
-                <w:sz w:val="20"/>
-                <w:szCs w:val="20"/>
-              </w:rPr>
             </w:pPr>
-            <w:r>
-              <w:rPr>
-                <w:b/>
-                <w:bCs/>
-                <w:sz w:val="20"/>
-                <w:szCs w:val="20"/>
-              </w:rPr>
-              <w:t>{{tenDonViHTX}}</w:t>
+            <w:proofErr w:type="spellStart"/>
+            <w:r>
+              <w:t>Cần</w:t>
+            </w:r>
+            <w:proofErr w:type="spellEnd"/>
+            <w:r>
+              <w:t xml:space="preserve"> </w:t>
+            </w:r>
+            <w:proofErr w:type="spellStart"/>
+            <w:r>
+              <w:t>Thơ</w:t>
+            </w:r>
+            <w:proofErr w:type="spellEnd"/>
+            <w:r>
+              <w:t xml:space="preserve">, </w:t>
+            </w:r>
+            <w:proofErr w:type="spellStart"/>
+            <w:r>
+              <w:t>ngày</w:t>
+            </w:r>
+            <w:proofErr w:type="spellEnd"/>
+            <w:r>
+              <w:t>{{</w:t>
+            </w:r>
+            <w:proofErr w:type="spellStart"/>
+            <w:r>
+              <w:t>ngayTraHoSoPhuHieu_dd</w:t>
+            </w:r>
+            <w:proofErr w:type="spellEnd"/>
+            <w:r>
+              <w:t xml:space="preserve">}} </w:t>
+            </w:r>
+            <w:proofErr w:type="spellStart"/>
+            <w:r>
+              <w:t>tháng</w:t>
+            </w:r>
+            <w:proofErr w:type="spellEnd"/>
+            <w:r>
+              <w:t xml:space="preserve"> {{</w:t>
+            </w:r>
+            <w:proofErr w:type="spellStart"/>
+            <w:r>
+              <w:t>ngayTraHoSoPhuHieu_MM</w:t>
+            </w:r>
+            <w:proofErr w:type="spellEnd"/>
+            <w:r>
+              <w:t xml:space="preserve">}} </w:t>
+            </w:r>
+            <w:proofErr w:type="spellStart"/>
+            <w:r>
+              <w:t>năm</w:t>
+            </w:r>
+            <w:proofErr w:type="spellEnd"/>
+            <w:r>
+              <w:t xml:space="preserve"> {{</w:t>
+            </w:r>
+            <w:proofErr w:type="spellStart"/>
+            <w:r>
+              <w:t>ngayTraHoSoPhuHieu_yyyy</w:t>
+            </w:r>
+            <w:proofErr w:type="spellEnd"/>
+            <w:r>
+              <w:t>}}</w:t>
             </w:r>
           </w:p>
           <w:p>
@@ -811,18 +1803,30 @@
               <w:rPr>
                 <w:b/>
                 <w:bCs/>
-                <w:sz w:val="20"/>
-                <w:szCs w:val="20"/>
               </w:rPr>
             </w:pPr>
             <w:r>
               <w:rPr>
                 <w:b/>
                 <w:bCs/>
-                <w:sz w:val="20"/>
-                <w:szCs w:val="20"/>
-              </w:rPr>
-              <w:t>ĐẠI DIỆN</w:t>
+              </w:rPr>
+              <w:t>{{</w:t>
+            </w:r>
+            <w:proofErr w:type="spellStart"/>
+            <w:r>
+              <w:rPr>
+                <w:b/>
+                <w:bCs/>
+              </w:rPr>
+              <w:t>tenDonViHTX</w:t>
+            </w:r>
+            <w:proofErr w:type="spellEnd"/>
+            <w:r>
+              <w:rPr>
+                <w:b/>
+                <w:bCs/>
+              </w:rPr>
+              <w:t>}}</w:t>
             </w:r>
           </w:p>
           <w:p>
@@ -830,49 +1834,46 @@
               <w:spacing w:line="276" w:lineRule="auto"/>
               <w:jc w:val="center"/>
               <w:rPr>
-                <w:sz w:val="20"/>
-                <w:szCs w:val="20"/>
-              </w:rPr>
+                <w:b/>
+                <w:bCs/>
+              </w:rPr>
+            </w:pPr>
+            <w:r>
+              <w:rPr>
+                <w:b/>
+                <w:bCs/>
+              </w:rPr>
+              <w:t>ĐẠI DIỆN</w:t>
+            </w:r>
+          </w:p>
+          <w:p>
+            <w:pPr>
+              <w:spacing w:line="276" w:lineRule="auto"/>
+              <w:jc w:val="center"/>
             </w:pPr>
           </w:p>
           <w:p>
             <w:pPr>
               <w:spacing w:line="276" w:lineRule="auto"/>
               <w:jc w:val="center"/>
-              <w:rPr>
-                <w:sz w:val="20"/>
-                <w:szCs w:val="20"/>
-              </w:rPr>
             </w:pPr>
           </w:p>
           <w:p>
             <w:pPr>
               <w:spacing w:line="276" w:lineRule="auto"/>
               <w:jc w:val="center"/>
-              <w:rPr>
-                <w:sz w:val="20"/>
-                <w:szCs w:val="20"/>
-              </w:rPr>
             </w:pPr>
           </w:p>
           <w:p>
             <w:pPr>
               <w:spacing w:line="276" w:lineRule="auto"/>
               <w:jc w:val="center"/>
-              <w:rPr>
-                <w:sz w:val="20"/>
-                <w:szCs w:val="20"/>
-              </w:rPr>
             </w:pPr>
           </w:p>
           <w:p>
             <w:pPr>
               <w:spacing w:line="276" w:lineRule="auto"/>
               <w:jc w:val="center"/>
-              <w:rPr>
-                <w:sz w:val="20"/>
-                <w:szCs w:val="20"/>
-              </w:rPr>
             </w:pPr>
           </w:p>
           <w:p>
@@ -882,18 +1883,30 @@
               <w:rPr>
                 <w:b/>
                 <w:bCs/>
-                <w:sz w:val="20"/>
-                <w:szCs w:val="20"/>
               </w:rPr>
             </w:pPr>
             <w:r>
               <w:rPr>
                 <w:b/>
                 <w:bCs/>
-                <w:sz w:val="20"/>
-                <w:szCs w:val="20"/>
-              </w:rPr>
-              <w:t>{{nguoiDaiDienDonViHTX}}</w:t>
+              </w:rPr>
+              <w:t>{{</w:t>
+            </w:r>
+            <w:proofErr w:type="spellStart"/>
+            <w:r>
+              <w:rPr>
+                <w:b/>
+                <w:bCs/>
+              </w:rPr>
+              <w:t>nguoiDaiDienDonViHTX</w:t>
+            </w:r>
+            <w:proofErr w:type="spellEnd"/>
+            <w:r>
+              <w:rPr>
+                <w:b/>
+                <w:bCs/>
+              </w:rPr>
+              <w:t>}}</w:t>
             </w:r>
           </w:p>
         </w:tc>
@@ -903,10 +1916,6 @@
       <w:pPr>
         <w:spacing w:line="240" w:lineRule="auto"/>
         <w:ind w:left="-993"/>
-        <w:rPr>
-          <w:sz w:val="20"/>
-          <w:szCs w:val="20"/>
-        </w:rPr>
       </w:pPr>
     </w:p>
     <w:p>
@@ -916,229 +1925,796 @@
         <w:rPr>
           <w:b/>
           <w:bCs/>
-          <w:sz w:val="20"/>
-          <w:szCs w:val="20"/>
         </w:rPr>
       </w:pPr>
-      <w:r>
-        <w:rPr>
-          <w:b/>
-          <w:bCs/>
-          <w:sz w:val="20"/>
-          <w:szCs w:val="20"/>
-        </w:rPr>
-        <w:t xml:space="preserve">Ghi chú: </w:t>
+      <w:proofErr w:type="spellStart"/>
+      <w:r>
+        <w:rPr>
+          <w:b/>
+          <w:bCs/>
+        </w:rPr>
+        <w:t>Ghi</w:t>
+      </w:r>
+      <w:proofErr w:type="spellEnd"/>
+      <w:r>
+        <w:rPr>
+          <w:b/>
+          <w:bCs/>
+        </w:rPr>
+        <w:t xml:space="preserve"> </w:t>
+      </w:r>
+      <w:proofErr w:type="spellStart"/>
+      <w:r>
+        <w:rPr>
+          <w:b/>
+          <w:bCs/>
+        </w:rPr>
+        <w:t>chú</w:t>
+      </w:r>
+      <w:proofErr w:type="spellEnd"/>
+      <w:r>
+        <w:rPr>
+          <w:b/>
+          <w:bCs/>
+        </w:rPr>
+        <w:t xml:space="preserve">: </w:t>
       </w:r>
     </w:p>
     <w:p>
       <w:pPr>
         <w:spacing w:after="0" w:line="240" w:lineRule="auto"/>
         <w:ind w:left="-993"/>
-        <w:rPr>
-          <w:sz w:val="20"/>
-          <w:szCs w:val="20"/>
-        </w:rPr>
       </w:pPr>
       <w:r>
-        <w:rPr>
-          <w:sz w:val="20"/>
-          <w:szCs w:val="20"/>
-        </w:rPr>
         <w:t>*</w:t>
       </w:r>
       <w:r>
-        <w:rPr>
-          <w:sz w:val="20"/>
-          <w:szCs w:val="20"/>
-        </w:rPr>
         <w:tab/>
-        <w:t>Không được chở hành khách quá quy định và hàng hoá trái phép.</w:t>
+      </w:r>
+      <w:proofErr w:type="spellStart"/>
+      <w:r>
+        <w:t>Không</w:t>
+      </w:r>
+      <w:proofErr w:type="spellEnd"/>
+      <w:r>
+        <w:t xml:space="preserve"> </w:t>
+      </w:r>
+      <w:proofErr w:type="spellStart"/>
+      <w:r>
+        <w:t>được</w:t>
+      </w:r>
+      <w:proofErr w:type="spellEnd"/>
+      <w:r>
+        <w:t xml:space="preserve"> </w:t>
+      </w:r>
+      <w:proofErr w:type="spellStart"/>
+      <w:r>
+        <w:t>chở</w:t>
+      </w:r>
+      <w:proofErr w:type="spellEnd"/>
+      <w:r>
+        <w:t xml:space="preserve"> hành khách </w:t>
+      </w:r>
+      <w:proofErr w:type="spellStart"/>
+      <w:r>
+        <w:t>quá</w:t>
+      </w:r>
+      <w:proofErr w:type="spellEnd"/>
+      <w:r>
+        <w:t xml:space="preserve"> </w:t>
+      </w:r>
+      <w:proofErr w:type="spellStart"/>
+      <w:r>
+        <w:t>quy</w:t>
+      </w:r>
+      <w:proofErr w:type="spellEnd"/>
+      <w:r>
+        <w:t xml:space="preserve"> </w:t>
+      </w:r>
+      <w:proofErr w:type="spellStart"/>
+      <w:r>
+        <w:t>định</w:t>
+      </w:r>
+      <w:proofErr w:type="spellEnd"/>
+      <w:r>
+        <w:t xml:space="preserve"> </w:t>
+      </w:r>
+      <w:proofErr w:type="spellStart"/>
+      <w:r>
+        <w:t>và</w:t>
+      </w:r>
+      <w:proofErr w:type="spellEnd"/>
+      <w:r>
+        <w:t xml:space="preserve"> hàng </w:t>
+      </w:r>
+      <w:proofErr w:type="spellStart"/>
+      <w:r>
+        <w:t>hoá</w:t>
+      </w:r>
+      <w:proofErr w:type="spellEnd"/>
+      <w:r>
+        <w:t xml:space="preserve"> </w:t>
+      </w:r>
+      <w:proofErr w:type="spellStart"/>
+      <w:r>
+        <w:t>trái</w:t>
+      </w:r>
+      <w:proofErr w:type="spellEnd"/>
+      <w:r>
+        <w:t xml:space="preserve"> </w:t>
+      </w:r>
+      <w:proofErr w:type="spellStart"/>
+      <w:r>
+        <w:t>phép</w:t>
+      </w:r>
+      <w:proofErr w:type="spellEnd"/>
+      <w:r>
+        <w:t>.</w:t>
       </w:r>
     </w:p>
     <w:p>
       <w:pPr>
         <w:spacing w:after="0" w:line="240" w:lineRule="auto"/>
         <w:ind w:left="-993"/>
-        <w:rPr>
-          <w:sz w:val="20"/>
-          <w:szCs w:val="20"/>
-        </w:rPr>
       </w:pPr>
       <w:r>
-        <w:rPr>
-          <w:sz w:val="20"/>
-          <w:szCs w:val="20"/>
-        </w:rPr>
         <w:t>*</w:t>
       </w:r>
       <w:r>
-        <w:rPr>
-          <w:sz w:val="20"/>
-          <w:szCs w:val="20"/>
-        </w:rPr>
         <w:tab/>
-        <w:t>Người điều xe chấp hành đúng quy định của pháp luật về hạn sử dụng xe theo NĐ110/2006/NĐ-CP</w:t>
+      </w:r>
+      <w:proofErr w:type="spellStart"/>
+      <w:r>
+        <w:t>Người</w:t>
+      </w:r>
+      <w:proofErr w:type="spellEnd"/>
+      <w:r>
+        <w:t xml:space="preserve"> </w:t>
+      </w:r>
+      <w:proofErr w:type="spellStart"/>
+      <w:r>
+        <w:t>điều</w:t>
+      </w:r>
+      <w:proofErr w:type="spellEnd"/>
+      <w:r>
+        <w:t xml:space="preserve"> </w:t>
+      </w:r>
+      <w:proofErr w:type="spellStart"/>
+      <w:r>
+        <w:t>xe</w:t>
+      </w:r>
+      <w:proofErr w:type="spellEnd"/>
+      <w:r>
+        <w:t xml:space="preserve"> </w:t>
+      </w:r>
+      <w:proofErr w:type="spellStart"/>
+      <w:r>
+        <w:t>chấp</w:t>
+      </w:r>
+      <w:proofErr w:type="spellEnd"/>
+      <w:r>
+        <w:t xml:space="preserve"> hành </w:t>
+      </w:r>
+      <w:proofErr w:type="spellStart"/>
+      <w:r>
+        <w:t>đúng</w:t>
+      </w:r>
+      <w:proofErr w:type="spellEnd"/>
+      <w:r>
+        <w:t xml:space="preserve"> </w:t>
+      </w:r>
+      <w:proofErr w:type="spellStart"/>
+      <w:r>
+        <w:t>quy</w:t>
+      </w:r>
+      <w:proofErr w:type="spellEnd"/>
+      <w:r>
+        <w:t xml:space="preserve"> </w:t>
+      </w:r>
+      <w:proofErr w:type="spellStart"/>
+      <w:r>
+        <w:t>định</w:t>
+      </w:r>
+      <w:proofErr w:type="spellEnd"/>
+      <w:r>
+        <w:t xml:space="preserve"> </w:t>
+      </w:r>
+      <w:proofErr w:type="spellStart"/>
+      <w:r>
+        <w:t>của</w:t>
+      </w:r>
+      <w:proofErr w:type="spellEnd"/>
+      <w:r>
+        <w:t xml:space="preserve"> </w:t>
+      </w:r>
+      <w:proofErr w:type="spellStart"/>
+      <w:r>
+        <w:t>pháp</w:t>
+      </w:r>
+      <w:proofErr w:type="spellEnd"/>
+      <w:r>
+        <w:t xml:space="preserve"> </w:t>
+      </w:r>
+      <w:proofErr w:type="spellStart"/>
+      <w:r>
+        <w:t>luật</w:t>
+      </w:r>
+      <w:proofErr w:type="spellEnd"/>
+      <w:r>
+        <w:t xml:space="preserve"> </w:t>
+      </w:r>
+      <w:proofErr w:type="spellStart"/>
+      <w:r>
+        <w:t>về</w:t>
+      </w:r>
+      <w:proofErr w:type="spellEnd"/>
+      <w:r>
+        <w:t xml:space="preserve"> </w:t>
+      </w:r>
+      <w:proofErr w:type="spellStart"/>
+      <w:r>
+        <w:t>hạn</w:t>
+      </w:r>
+      <w:proofErr w:type="spellEnd"/>
+      <w:r>
+        <w:t xml:space="preserve"> </w:t>
+      </w:r>
+      <w:proofErr w:type="spellStart"/>
+      <w:r>
+        <w:t>sử</w:t>
+      </w:r>
+      <w:proofErr w:type="spellEnd"/>
+      <w:r>
+        <w:t xml:space="preserve"> </w:t>
+      </w:r>
+      <w:proofErr w:type="spellStart"/>
+      <w:r>
+        <w:t>dụng</w:t>
+      </w:r>
+      <w:proofErr w:type="spellEnd"/>
+      <w:r>
+        <w:t xml:space="preserve"> </w:t>
+      </w:r>
+      <w:proofErr w:type="spellStart"/>
+      <w:r>
+        <w:t>xe</w:t>
+      </w:r>
+      <w:proofErr w:type="spellEnd"/>
+      <w:r>
+        <w:t xml:space="preserve"> </w:t>
+      </w:r>
+      <w:proofErr w:type="spellStart"/>
+      <w:r>
+        <w:t>theo</w:t>
+      </w:r>
+      <w:proofErr w:type="spellEnd"/>
+      <w:r>
+        <w:t xml:space="preserve"> NĐ110/2006/NĐ-CP</w:t>
       </w:r>
     </w:p>
     <w:p>
       <w:pPr>
         <w:spacing w:after="0" w:line="240" w:lineRule="auto"/>
         <w:ind w:left="-993"/>
-        <w:rPr>
-          <w:sz w:val="20"/>
-          <w:szCs w:val="20"/>
-        </w:rPr>
       </w:pPr>
       <w:r>
-        <w:rPr>
-          <w:sz w:val="20"/>
-          <w:szCs w:val="20"/>
-        </w:rPr>
         <w:t>*</w:t>
       </w:r>
       <w:r>
-        <w:rPr>
-          <w:sz w:val="20"/>
-          <w:szCs w:val="20"/>
-        </w:rPr>
         <w:tab/>
-        <w:t>Chủ xe chịu trách nhiệm về việc điều động lái, phụ xe.</w:t>
+      </w:r>
+      <w:proofErr w:type="spellStart"/>
+      <w:r>
+        <w:t>Chủ</w:t>
+      </w:r>
+      <w:proofErr w:type="spellEnd"/>
+      <w:r>
+        <w:t xml:space="preserve"> </w:t>
+      </w:r>
+      <w:proofErr w:type="spellStart"/>
+      <w:r>
+        <w:t>xe</w:t>
+      </w:r>
+      <w:proofErr w:type="spellEnd"/>
+      <w:r>
+        <w:t xml:space="preserve"> </w:t>
+      </w:r>
+      <w:proofErr w:type="spellStart"/>
+      <w:r>
+        <w:t>chịu</w:t>
+      </w:r>
+      <w:proofErr w:type="spellEnd"/>
+      <w:r>
+        <w:t xml:space="preserve"> </w:t>
+      </w:r>
+      <w:proofErr w:type="spellStart"/>
+      <w:r>
+        <w:t>trách</w:t>
+      </w:r>
+      <w:proofErr w:type="spellEnd"/>
+      <w:r>
+        <w:t xml:space="preserve"> </w:t>
+      </w:r>
+      <w:proofErr w:type="spellStart"/>
+      <w:r>
+        <w:t>nhiệm</w:t>
+      </w:r>
+      <w:proofErr w:type="spellEnd"/>
+      <w:r>
+        <w:t xml:space="preserve"> </w:t>
+      </w:r>
+      <w:proofErr w:type="spellStart"/>
+      <w:r>
+        <w:t>về</w:t>
+      </w:r>
+      <w:proofErr w:type="spellEnd"/>
+      <w:r>
+        <w:t xml:space="preserve"> </w:t>
+      </w:r>
+      <w:proofErr w:type="spellStart"/>
+      <w:r>
+        <w:t>việc</w:t>
+      </w:r>
+      <w:proofErr w:type="spellEnd"/>
+      <w:r>
+        <w:t xml:space="preserve"> </w:t>
+      </w:r>
+      <w:proofErr w:type="spellStart"/>
+      <w:r>
+        <w:t>điều</w:t>
+      </w:r>
+      <w:proofErr w:type="spellEnd"/>
+      <w:r>
+        <w:t xml:space="preserve"> </w:t>
+      </w:r>
+      <w:proofErr w:type="spellStart"/>
+      <w:r>
+        <w:t>động</w:t>
+      </w:r>
+      <w:proofErr w:type="spellEnd"/>
+      <w:r>
+        <w:t xml:space="preserve"> </w:t>
+      </w:r>
+      <w:proofErr w:type="spellStart"/>
+      <w:r>
+        <w:t>lái</w:t>
+      </w:r>
+      <w:proofErr w:type="spellEnd"/>
+      <w:r>
+        <w:t xml:space="preserve">, </w:t>
+      </w:r>
+      <w:proofErr w:type="spellStart"/>
+      <w:r>
+        <w:t>phụ</w:t>
+      </w:r>
+      <w:proofErr w:type="spellEnd"/>
+      <w:r>
+        <w:t xml:space="preserve"> </w:t>
+      </w:r>
+      <w:proofErr w:type="spellStart"/>
+      <w:r>
+        <w:t>xe</w:t>
+      </w:r>
+      <w:proofErr w:type="spellEnd"/>
+      <w:r>
+        <w:t>.</w:t>
       </w:r>
     </w:p>
     <w:p>
       <w:pPr>
         <w:spacing w:after="0" w:line="240" w:lineRule="auto"/>
         <w:ind w:left="-993"/>
-        <w:rPr>
-          <w:sz w:val="20"/>
-          <w:szCs w:val="20"/>
-        </w:rPr>
       </w:pPr>
       <w:r>
-        <w:rPr>
-          <w:sz w:val="20"/>
-          <w:szCs w:val="20"/>
-        </w:rPr>
         <w:t>*</w:t>
       </w:r>
       <w:r>
-        <w:rPr>
-          <w:sz w:val="20"/>
-          <w:szCs w:val="20"/>
-        </w:rPr>
         <w:tab/>
-        <w:t>Chủ xe phải hoàn toàn chịu trách nhiệm về việc ký hợp đồng với khách hàng và mọi sự cố phát sinh sau khi nhận được lệnh điều động xe.</w:t>
+      </w:r>
+      <w:proofErr w:type="spellStart"/>
+      <w:r>
+        <w:t>Chủ</w:t>
+      </w:r>
+      <w:proofErr w:type="spellEnd"/>
+      <w:r>
+        <w:t xml:space="preserve"> </w:t>
+      </w:r>
+      <w:proofErr w:type="spellStart"/>
+      <w:r>
+        <w:t>xe</w:t>
+      </w:r>
+      <w:proofErr w:type="spellEnd"/>
+      <w:r>
+        <w:t xml:space="preserve"> </w:t>
+      </w:r>
+      <w:proofErr w:type="spellStart"/>
+      <w:r>
+        <w:t>phải</w:t>
+      </w:r>
+      <w:proofErr w:type="spellEnd"/>
+      <w:r>
+        <w:t xml:space="preserve"> </w:t>
+      </w:r>
+      <w:proofErr w:type="spellStart"/>
+      <w:r>
+        <w:t>hoàn</w:t>
+      </w:r>
+      <w:proofErr w:type="spellEnd"/>
+      <w:r>
+        <w:t xml:space="preserve"> </w:t>
+      </w:r>
+      <w:proofErr w:type="spellStart"/>
+      <w:r>
+        <w:t>toàn</w:t>
+      </w:r>
+      <w:proofErr w:type="spellEnd"/>
+      <w:r>
+        <w:t xml:space="preserve"> </w:t>
+      </w:r>
+      <w:proofErr w:type="spellStart"/>
+      <w:r>
+        <w:t>chịu</w:t>
+      </w:r>
+      <w:proofErr w:type="spellEnd"/>
+      <w:r>
+        <w:t xml:space="preserve"> </w:t>
+      </w:r>
+      <w:proofErr w:type="spellStart"/>
+      <w:r>
+        <w:t>trách</w:t>
+      </w:r>
+      <w:proofErr w:type="spellEnd"/>
+      <w:r>
+        <w:t xml:space="preserve"> </w:t>
+      </w:r>
+      <w:proofErr w:type="spellStart"/>
+      <w:r>
+        <w:t>nhiệm</w:t>
+      </w:r>
+      <w:proofErr w:type="spellEnd"/>
+      <w:r>
+        <w:t xml:space="preserve"> </w:t>
+      </w:r>
+      <w:proofErr w:type="spellStart"/>
+      <w:r>
+        <w:t>về</w:t>
+      </w:r>
+      <w:proofErr w:type="spellEnd"/>
+      <w:r>
+        <w:t xml:space="preserve"> </w:t>
+      </w:r>
+      <w:proofErr w:type="spellStart"/>
+      <w:r>
+        <w:t>việc</w:t>
+      </w:r>
+      <w:proofErr w:type="spellEnd"/>
+      <w:r>
+        <w:t xml:space="preserve"> </w:t>
+      </w:r>
+      <w:proofErr w:type="spellStart"/>
+      <w:r>
+        <w:t>ký</w:t>
+      </w:r>
+      <w:proofErr w:type="spellEnd"/>
+      <w:r>
+        <w:t xml:space="preserve"> </w:t>
+      </w:r>
+      <w:proofErr w:type="spellStart"/>
+      <w:r>
+        <w:t>hợp</w:t>
+      </w:r>
+      <w:proofErr w:type="spellEnd"/>
+      <w:r>
+        <w:t xml:space="preserve"> </w:t>
+      </w:r>
+      <w:proofErr w:type="spellStart"/>
+      <w:r>
+        <w:t>đồng</w:t>
+      </w:r>
+      <w:proofErr w:type="spellEnd"/>
+      <w:r>
+        <w:t xml:space="preserve"> </w:t>
+      </w:r>
+      <w:proofErr w:type="spellStart"/>
+      <w:r>
+        <w:t>với</w:t>
+      </w:r>
+      <w:proofErr w:type="spellEnd"/>
+      <w:r>
+        <w:t xml:space="preserve"> khách hàng </w:t>
+      </w:r>
+      <w:proofErr w:type="spellStart"/>
+      <w:r>
+        <w:t>và</w:t>
+      </w:r>
+      <w:proofErr w:type="spellEnd"/>
+      <w:r>
+        <w:t xml:space="preserve"> </w:t>
+      </w:r>
+      <w:proofErr w:type="spellStart"/>
+      <w:r>
+        <w:t>mọi</w:t>
+      </w:r>
+      <w:proofErr w:type="spellEnd"/>
+      <w:r>
+        <w:t xml:space="preserve"> sự </w:t>
+      </w:r>
+      <w:proofErr w:type="spellStart"/>
+      <w:r>
+        <w:t>cố</w:t>
+      </w:r>
+      <w:proofErr w:type="spellEnd"/>
+      <w:r>
+        <w:t xml:space="preserve"> phát </w:t>
+      </w:r>
+      <w:proofErr w:type="spellStart"/>
+      <w:r>
+        <w:t>sinh</w:t>
+      </w:r>
+      <w:proofErr w:type="spellEnd"/>
+      <w:r>
+        <w:t xml:space="preserve"> </w:t>
+      </w:r>
+      <w:proofErr w:type="spellStart"/>
+      <w:r>
+        <w:t>sau</w:t>
+      </w:r>
+      <w:proofErr w:type="spellEnd"/>
+      <w:r>
+        <w:t xml:space="preserve"> </w:t>
+      </w:r>
+      <w:proofErr w:type="spellStart"/>
+      <w:r>
+        <w:t>khi</w:t>
+      </w:r>
+      <w:proofErr w:type="spellEnd"/>
+      <w:r>
+        <w:t xml:space="preserve"> </w:t>
+      </w:r>
+      <w:proofErr w:type="spellStart"/>
+      <w:r>
+        <w:t>nhận</w:t>
+      </w:r>
+      <w:proofErr w:type="spellEnd"/>
+      <w:r>
+        <w:t xml:space="preserve"> </w:t>
+      </w:r>
+      <w:proofErr w:type="spellStart"/>
+      <w:r>
+        <w:t>được</w:t>
+      </w:r>
+      <w:proofErr w:type="spellEnd"/>
+      <w:r>
+        <w:t xml:space="preserve"> </w:t>
+      </w:r>
+      <w:proofErr w:type="spellStart"/>
+      <w:r>
+        <w:t>lệnh</w:t>
+      </w:r>
+      <w:proofErr w:type="spellEnd"/>
+      <w:r>
+        <w:t xml:space="preserve"> </w:t>
+      </w:r>
+      <w:proofErr w:type="spellStart"/>
+      <w:r>
+        <w:t>điều</w:t>
+      </w:r>
+      <w:proofErr w:type="spellEnd"/>
+      <w:r>
+        <w:t xml:space="preserve"> </w:t>
+      </w:r>
+      <w:proofErr w:type="spellStart"/>
+      <w:r>
+        <w:t>động</w:t>
+      </w:r>
+      <w:proofErr w:type="spellEnd"/>
+      <w:r>
+        <w:t xml:space="preserve"> </w:t>
+      </w:r>
+      <w:proofErr w:type="spellStart"/>
+      <w:r>
+        <w:t>xe</w:t>
+      </w:r>
+      <w:proofErr w:type="spellEnd"/>
+      <w:r>
+        <w:t>.</w:t>
       </w:r>
     </w:p>
     <w:p>
       <w:pPr>
         <w:spacing w:after="0" w:line="240" w:lineRule="auto"/>
         <w:ind w:left="-993"/>
-        <w:rPr>
-          <w:sz w:val="20"/>
-          <w:szCs w:val="20"/>
-        </w:rPr>
       </w:pPr>
       <w:r>
-        <w:rPr>
-          <w:sz w:val="20"/>
-          <w:szCs w:val="20"/>
-        </w:rPr>
         <w:t>*</w:t>
       </w:r>
       <w:r>
-        <w:rPr>
-          <w:sz w:val="20"/>
-          <w:szCs w:val="20"/>
-        </w:rPr>
         <w:tab/>
-        <w:t>Luôn kiểm tra kỹ thuật xe và lái xe an toàn.</w:t>
+      </w:r>
+      <w:proofErr w:type="spellStart"/>
+      <w:r>
+        <w:t>Luôn</w:t>
+      </w:r>
+      <w:proofErr w:type="spellEnd"/>
+      <w:r>
+        <w:t xml:space="preserve"> kiểm </w:t>
+      </w:r>
+      <w:proofErr w:type="spellStart"/>
+      <w:r>
+        <w:t>tra</w:t>
+      </w:r>
+      <w:proofErr w:type="spellEnd"/>
+      <w:r>
+        <w:t xml:space="preserve"> </w:t>
+      </w:r>
+      <w:proofErr w:type="spellStart"/>
+      <w:r>
+        <w:t>kỹ</w:t>
+      </w:r>
+      <w:proofErr w:type="spellEnd"/>
+      <w:r>
+        <w:t xml:space="preserve"> </w:t>
+      </w:r>
+      <w:proofErr w:type="spellStart"/>
+      <w:r>
+        <w:t>thuật</w:t>
+      </w:r>
+      <w:proofErr w:type="spellEnd"/>
+      <w:r>
+        <w:t xml:space="preserve"> </w:t>
+      </w:r>
+      <w:proofErr w:type="spellStart"/>
+      <w:r>
+        <w:t>xe</w:t>
+      </w:r>
+      <w:proofErr w:type="spellEnd"/>
+      <w:r>
+        <w:t xml:space="preserve"> </w:t>
+      </w:r>
+      <w:proofErr w:type="spellStart"/>
+      <w:r>
+        <w:t>và</w:t>
+      </w:r>
+      <w:proofErr w:type="spellEnd"/>
+      <w:r>
+        <w:t xml:space="preserve"> </w:t>
+      </w:r>
+      <w:proofErr w:type="spellStart"/>
+      <w:r>
+        <w:t>lái</w:t>
+      </w:r>
+      <w:proofErr w:type="spellEnd"/>
+      <w:r>
+        <w:t xml:space="preserve"> </w:t>
+      </w:r>
+      <w:proofErr w:type="spellStart"/>
+      <w:r>
+        <w:t>xe</w:t>
+      </w:r>
+      <w:proofErr w:type="spellEnd"/>
+      <w:r>
+        <w:t xml:space="preserve"> an </w:t>
+      </w:r>
+      <w:proofErr w:type="spellStart"/>
+      <w:r>
+        <w:t>toàn</w:t>
+      </w:r>
+      <w:proofErr w:type="spellEnd"/>
+      <w:r>
+        <w:t>.</w:t>
       </w:r>
     </w:p>
     <w:p>
       <w:pPr>
         <w:spacing w:after="0" w:line="240" w:lineRule="auto"/>
         <w:ind w:left="-993"/>
-        <w:rPr>
-          <w:sz w:val="20"/>
-          <w:szCs w:val="20"/>
-        </w:rPr>
       </w:pPr>
       <w:r>
-        <w:rPr>
-          <w:sz w:val="20"/>
-          <w:szCs w:val="20"/>
-        </w:rPr>
         <w:t>*</w:t>
       </w:r>
       <w:r>
-        <w:rPr>
-          <w:sz w:val="20"/>
-          <w:szCs w:val="20"/>
-        </w:rPr>
         <w:tab/>
-        <w:t>Lái xe phải hoàn toàn chịu trách nhiệm trước pháp luật Nước CHXHCN Việt Nam.</w:t>
-      </w:r>
-      <w:r>
-        <w:rPr>
-          <w:sz w:val="20"/>
-          <w:szCs w:val="20"/>
-        </w:rPr>
-        <w:t xml:space="preserve">* Mọi thắc mắc và cần hỗ trợ, quý xã viên vui lòng liên hệ </w:t>
-      </w:r>
-      <w:r>
-        <w:rPr>
-          <w:sz w:val="20"/>
-          <w:szCs w:val="20"/>
-        </w:rPr>
-        <w:t>{{</w:t>
-      </w:r>
-      <w:r>
-        <w:rPr>
-          <w:sz w:val="20"/>
-          <w:szCs w:val="20"/>
-        </w:rPr>
-        <w:t>tenRutGonDonViHTX</w:t>
-      </w:r>
-      <w:r>
-        <w:rPr>
-          <w:sz w:val="20"/>
-          <w:szCs w:val="20"/>
-        </w:rPr>
-        <w:t>}}</w:t>
-      </w:r>
-      <w:r>
-        <w:rPr>
-          <w:sz w:val="20"/>
-          <w:szCs w:val="20"/>
-        </w:rPr>
-        <w:t xml:space="preserve">: </w:t>
-      </w:r>
-      <w:r>
-        <w:rPr>
-          <w:sz w:val="20"/>
-          <w:szCs w:val="20"/>
-        </w:rPr>
-        <w:t>{{</w:t>
-      </w:r>
-      <w:r>
-        <w:rPr>
-          <w:sz w:val="20"/>
-          <w:szCs w:val="20"/>
-        </w:rPr>
-        <w:t>sdtDonViHTX</w:t>
-      </w:r>
-      <w:r>
-        <w:rPr>
-          <w:sz w:val="20"/>
-          <w:szCs w:val="20"/>
-        </w:rPr>
-        <w:t>}}</w:t>
+      </w:r>
+      <w:proofErr w:type="spellStart"/>
+      <w:r>
+        <w:t>Lái</w:t>
+      </w:r>
+      <w:proofErr w:type="spellEnd"/>
+      <w:r>
+        <w:t xml:space="preserve"> </w:t>
+      </w:r>
+      <w:proofErr w:type="spellStart"/>
+      <w:r>
+        <w:t>xe</w:t>
+      </w:r>
+      <w:proofErr w:type="spellEnd"/>
+      <w:r>
+        <w:t xml:space="preserve"> </w:t>
+      </w:r>
+      <w:proofErr w:type="spellStart"/>
+      <w:r>
+        <w:t>phải</w:t>
+      </w:r>
+      <w:proofErr w:type="spellEnd"/>
+      <w:r>
+        <w:t xml:space="preserve"> </w:t>
+      </w:r>
+      <w:proofErr w:type="spellStart"/>
+      <w:r>
+        <w:t>hoàn</w:t>
+      </w:r>
+      <w:proofErr w:type="spellEnd"/>
+      <w:r>
+        <w:t xml:space="preserve"> </w:t>
+      </w:r>
+      <w:proofErr w:type="spellStart"/>
+      <w:r>
+        <w:t>toàn</w:t>
+      </w:r>
+      <w:proofErr w:type="spellEnd"/>
+      <w:r>
+        <w:t xml:space="preserve"> </w:t>
+      </w:r>
+      <w:proofErr w:type="spellStart"/>
+      <w:r>
+        <w:t>chịu</w:t>
+      </w:r>
+      <w:proofErr w:type="spellEnd"/>
+      <w:r>
+        <w:t xml:space="preserve"> </w:t>
+      </w:r>
+      <w:proofErr w:type="spellStart"/>
+      <w:r>
+        <w:t>trách</w:t>
+      </w:r>
+      <w:proofErr w:type="spellEnd"/>
+      <w:r>
+        <w:t xml:space="preserve"> </w:t>
+      </w:r>
+      <w:proofErr w:type="spellStart"/>
+      <w:r>
+        <w:t>nhiệm</w:t>
+      </w:r>
+      <w:proofErr w:type="spellEnd"/>
+      <w:r>
+        <w:t xml:space="preserve"> </w:t>
+      </w:r>
+      <w:proofErr w:type="spellStart"/>
+      <w:r>
+        <w:t>trước</w:t>
+      </w:r>
+      <w:proofErr w:type="spellEnd"/>
+      <w:r>
+        <w:t xml:space="preserve"> </w:t>
+      </w:r>
+      <w:proofErr w:type="spellStart"/>
+      <w:r>
+        <w:t>pháp</w:t>
+      </w:r>
+      <w:proofErr w:type="spellEnd"/>
+      <w:r>
+        <w:t xml:space="preserve"> </w:t>
+      </w:r>
+      <w:proofErr w:type="spellStart"/>
+      <w:r>
+        <w:t>luật</w:t>
+      </w:r>
+      <w:proofErr w:type="spellEnd"/>
+      <w:r>
+        <w:t xml:space="preserve"> </w:t>
+      </w:r>
+      <w:proofErr w:type="spellStart"/>
+      <w:r>
+        <w:t>Nước</w:t>
+      </w:r>
+      <w:proofErr w:type="spellEnd"/>
+      <w:r>
+        <w:t xml:space="preserve"> CHXHCN Việt Nam</w:t>
       </w:r>
     </w:p>
     <w:sectPr>
-      <w:pgSz w:w="8391" w:h="11906" w:code="11"/>
-      <w:pgMar w:top="426" w:right="453" w:bottom="567" w:left="1701" w:header="720" w:footer="720" w:gutter="0"/>
+      <w:pgSz w:w="11906" w:h="16838" w:code="9"/>
+      <w:pgMar w:top="709" w:right="453" w:bottom="567" w:left="1701" w:header="720" w:footer="720" w:gutter="0"/>
       <w:cols w:space="720"/>
       <w:docGrid w:linePitch="360"/>
     </w:sectPr>
@@ -1147,7 +2723,7 @@
 </file>
 
 <file path=word/numbering.xml><?xml version="1.0" encoding="utf-8"?>
-<w:numbering xmlns:wpc="http://schemas.microsoft.com/office/word/2010/wordprocessingCanvas" xmlns:cx="http://schemas.microsoft.com/office/drawing/2014/chartex" xmlns:cx1="http://schemas.microsoft.com/office/drawing/2015/9/8/chartex" xmlns:cx2="http://schemas.microsoft.com/office/drawing/2015/10/21/chartex" xmlns:cx3="http://schemas.microsoft.com/office/drawing/2016/5/9/chartex" xmlns:cx4="http://schemas.microsoft.com/office/drawing/2016/5/10/chartex" xmlns:cx5="http://schemas.microsoft.com/office/drawing/2016/5/11/chartex" xmlns:cx6="http://schemas.microsoft.com/office/drawing/2016/5/12/chartex" xmlns:cx7="http://schemas.microsoft.com/office/drawing/2016/5/13/chartex" xmlns:cx8="http://schemas.microsoft.com/office/drawing/2016/5/14/chartex" xmlns:mc="http://schemas.openxmlformats.org/markup-compatibility/2006" xmlns:aink="http://schemas.microsoft.com/office/drawing/2016/ink" xmlns:am3d="http://schemas.microsoft.com/office/drawing/2017/model3d" xmlns:o="urn:schemas-microsoft-com:office:office" xmlns:oel="http://schemas.microsoft.com/office/2019/extlst" xmlns:r="http://schemas.openxmlformats.org/officeDocument/2006/relationships" xmlns:m="http://schemas.openxmlformats.org/officeDocument/2006/math" xmlns:v="urn:schemas-microsoft-com:vml" xmlns:wp14="http://schemas.microsoft.com/office/word/2010/wordprocessingDrawing" xmlns:wp="http://schemas.openxmlformats.org/drawingml/2006/wordprocessingDrawing" xmlns:w10="urn:schemas-microsoft-com:office:word" xmlns:w="http://schemas.openxmlformats.org/wordprocessingml/2006/main" xmlns:w14="http://schemas.microsoft.com/office/word/2010/wordml" xmlns:w15="http://schemas.microsoft.com/office/word/2012/wordml" xmlns:w16cex="http://schemas.microsoft.com/office/word/2018/wordml/cex" xmlns:w16cid="http://schemas.microsoft.com/office/word/2016/wordml/cid" xmlns:w16="http://schemas.microsoft.com/office/word/2018/wordml" xmlns:w16du="http://schemas.microsoft.com/office/word/2023/wordml/word16du" xmlns:w16sdtdh="http://schemas.microsoft.com/office/word/2020/wordml/sdtdatahash" xmlns:w16sdtfl="http://schemas.microsoft.com/office/word/2024/wordml/sdtformatlock" xmlns:w16se="http://schemas.microsoft.com/office/word/2015/wordml/symex" xmlns:wpg="http://schemas.microsoft.com/office/word/2010/wordprocessingGroup" xmlns:wpi="http://schemas.microsoft.com/office/word/2010/wordprocessingInk" xmlns:wne="http://schemas.microsoft.com/office/word/2006/wordml" xmlns:wps="http://schemas.microsoft.com/office/word/2010/wordprocessingShape" mc:Ignorable="w14 w15 w16se w16cid w16 w16cex w16sdtdh w16sdtfl w16du wp14">
+<w:numbering xmlns:wpc="http://schemas.microsoft.com/office/word/2010/wordprocessingCanvas" xmlns:cx="http://schemas.microsoft.com/office/drawing/2014/chartex" xmlns:cx1="http://schemas.microsoft.com/office/drawing/2015/9/8/chartex" xmlns:cx2="http://schemas.microsoft.com/office/drawing/2015/10/21/chartex" xmlns:cx3="http://schemas.microsoft.com/office/drawing/2016/5/9/chartex" xmlns:cx4="http://schemas.microsoft.com/office/drawing/2016/5/10/chartex" xmlns:cx5="http://schemas.microsoft.com/office/drawing/2016/5/11/chartex" xmlns:cx6="http://schemas.microsoft.com/office/drawing/2016/5/12/chartex" xmlns:cx7="http://schemas.microsoft.com/office/drawing/2016/5/13/chartex" xmlns:cx8="http://schemas.microsoft.com/office/drawing/2016/5/14/chartex" xmlns:mc="http://schemas.openxmlformats.org/markup-compatibility/2006" xmlns:aink="http://schemas.microsoft.com/office/drawing/2016/ink" xmlns:am3d="http://schemas.microsoft.com/office/drawing/2017/model3d" xmlns:o="urn:schemas-microsoft-com:office:office" xmlns:oel="http://schemas.microsoft.com/office/2019/extlst" xmlns:r="http://schemas.openxmlformats.org/officeDocument/2006/relationships" xmlns:m="http://schemas.openxmlformats.org/officeDocument/2006/math" xmlns:v="urn:schemas-microsoft-com:vml" xmlns:wp14="http://schemas.microsoft.com/office/word/2010/wordprocessingDrawing" xmlns:wp="http://schemas.openxmlformats.org/drawingml/2006/wordprocessingDrawing" xmlns:w10="urn:schemas-microsoft-com:office:word" xmlns:w="http://schemas.openxmlformats.org/wordprocessingml/2006/main" xmlns:w14="http://schemas.microsoft.com/office/word/2010/wordml" xmlns:w15="http://schemas.microsoft.com/office/word/2012/wordml" xmlns:w16cex="http://schemas.microsoft.com/office/word/2018/wordml/cex" xmlns:w16cid="http://schemas.microsoft.com/office/word/2016/wordml/cid" xmlns:w16="http://schemas.microsoft.com/office/word/2018/wordml" xmlns:w16sdtdh="http://schemas.microsoft.com/office/word/2020/wordml/sdtdatahash" xmlns:w16se="http://schemas.microsoft.com/office/word/2015/wordml/symex" xmlns:wpg="http://schemas.microsoft.com/office/word/2010/wordprocessingGroup" xmlns:wpi="http://schemas.microsoft.com/office/word/2010/wordprocessingInk" xmlns:wne="http://schemas.microsoft.com/office/word/2006/wordml" xmlns:wps="http://schemas.microsoft.com/office/word/2010/wordprocessingShape" mc:Ignorable="w14 w15 w16se w16cid w16 w16cex w16sdtdh wp14">
   <w:abstractNum w:abstractNumId="0" w15:restartNumberingAfterBreak="0">
     <w:nsid w:val="028D0A5E"/>
     <w:multiLevelType w:val="hybridMultilevel"/>
@@ -1241,7 +2817,7 @@
 </file>
 
 <file path=word/styles.xml><?xml version="1.0" encoding="utf-8"?>
-<w:styles xmlns:mc="http://schemas.openxmlformats.org/markup-compatibility/2006" xmlns:r="http://schemas.openxmlformats.org/officeDocument/2006/relationships" xmlns:w="http://schemas.openxmlformats.org/wordprocessingml/2006/main" xmlns:w14="http://schemas.microsoft.com/office/word/2010/wordml" xmlns:w15="http://schemas.microsoft.com/office/word/2012/wordml" xmlns:w16cex="http://schemas.microsoft.com/office/word/2018/wordml/cex" xmlns:w16cid="http://schemas.microsoft.com/office/word/2016/wordml/cid" xmlns:w16="http://schemas.microsoft.com/office/word/2018/wordml" xmlns:w16du="http://schemas.microsoft.com/office/word/2023/wordml/word16du" xmlns:w16sdtdh="http://schemas.microsoft.com/office/word/2020/wordml/sdtdatahash" xmlns:w16sdtfl="http://schemas.microsoft.com/office/word/2024/wordml/sdtformatlock" xmlns:w16se="http://schemas.microsoft.com/office/word/2015/wordml/symex" mc:Ignorable="w14 w15 w16se w16cid w16 w16cex w16sdtdh w16sdtfl w16du">
+<w:styles xmlns:mc="http://schemas.openxmlformats.org/markup-compatibility/2006" xmlns:r="http://schemas.openxmlformats.org/officeDocument/2006/relationships" xmlns:w="http://schemas.openxmlformats.org/wordprocessingml/2006/main" xmlns:w14="http://schemas.microsoft.com/office/word/2010/wordml" xmlns:w15="http://schemas.microsoft.com/office/word/2012/wordml" xmlns:w16cex="http://schemas.microsoft.com/office/word/2018/wordml/cex" xmlns:w16cid="http://schemas.microsoft.com/office/word/2016/wordml/cid" xmlns:w16="http://schemas.microsoft.com/office/word/2018/wordml" xmlns:w16sdtdh="http://schemas.microsoft.com/office/word/2020/wordml/sdtdatahash" xmlns:w16se="http://schemas.microsoft.com/office/word/2015/wordml/symex" mc:Ignorable="w14 w15 w16se w16cid w16 w16cex w16sdtdh">
   <w:docDefaults>
     <w:rPrDefault>
       <w:rPr>
@@ -2509,4 +4085,16 @@
     </a:ext>
   </a:extLst>
 </a:theme>
+</file>
+
+<file path=customXml/item1.xml><?xml version="1.0" encoding="utf-8"?>
+<b:Sources xmlns:b="http://schemas.openxmlformats.org/officeDocument/2006/bibliography" xmlns="http://schemas.openxmlformats.org/officeDocument/2006/bibliography" SelectedStyle="\APASixthEditionOfficeOnline.xsl" StyleName="APA" Version="6"/>
+</file>
+
+<file path=customXml/itemProps1.xml><?xml version="1.0" encoding="utf-8"?>
+<ds:datastoreItem xmlns:ds="http://schemas.openxmlformats.org/officeDocument/2006/customXml" ds:itemID="{ACFA3F4B-B5E6-4116-8E16-C8086061625B}">
+  <ds:schemaRefs>
+    <ds:schemaRef ds:uri="http://schemas.openxmlformats.org/officeDocument/2006/bibliography"/>
+  </ds:schemaRefs>
+</ds:datastoreItem>
 </file>
--- a/templates/lenh_van_chuyen_Ho_Chi_Minh.docx
+++ b/templates/lenh_van_chuyen_Ho_Chi_Minh.docx
@@ -7,6 +7,14 @@
         <w:tblStyle w:val="TableGrid"/>
         <w:tblW w:w="10632" w:type="dxa"/>
         <w:tblInd w:w="-1281" w:type="dxa"/>
+        <w:tblBorders>
+          <w:top w:val="none" w:sz="0" w:space="0" w:color="auto"/>
+          <w:left w:val="none" w:sz="0" w:space="0" w:color="auto"/>
+          <w:bottom w:val="none" w:sz="0" w:space="0" w:color="auto"/>
+          <w:right w:val="none" w:sz="0" w:space="0" w:color="auto"/>
+          <w:insideH w:val="none" w:sz="0" w:space="0" w:color="auto"/>
+          <w:insideV w:val="none" w:sz="0" w:space="0" w:color="auto"/>
+        </w:tblBorders>
         <w:tblLook w:val="04A0" w:firstRow="1" w:lastRow="0" w:firstColumn="1" w:lastColumn="0" w:noHBand="0" w:noVBand="1"/>
       </w:tblPr>
       <w:tblGrid>

--- a/templates/lenh_van_chuyen_Ho_Chi_Minh.docx
+++ b/templates/lenh_van_chuyen_Ho_Chi_Minh.docx
@@ -1,6 +1,6 @@
 
 <file path=word/document.xml><?xml version="1.0" encoding="utf-8"?>
-<w:document xmlns:wpc="http://schemas.microsoft.com/office/word/2010/wordprocessingCanvas" xmlns:cx="http://schemas.microsoft.com/office/drawing/2014/chartex" xmlns:cx1="http://schemas.microsoft.com/office/drawing/2015/9/8/chartex" xmlns:cx2="http://schemas.microsoft.com/office/drawing/2015/10/21/chartex" xmlns:cx3="http://schemas.microsoft.com/office/drawing/2016/5/9/chartex" xmlns:cx4="http://schemas.microsoft.com/office/drawing/2016/5/10/chartex" xmlns:cx5="http://schemas.microsoft.com/office/drawing/2016/5/11/chartex" xmlns:cx6="http://schemas.microsoft.com/office/drawing/2016/5/12/chartex" xmlns:cx7="http://schemas.microsoft.com/office/drawing/2016/5/13/chartex" xmlns:cx8="http://schemas.microsoft.com/office/drawing/2016/5/14/chartex" xmlns:mc="http://schemas.openxmlformats.org/markup-compatibility/2006" xmlns:aink="http://schemas.microsoft.com/office/drawing/2016/ink" xmlns:am3d="http://schemas.microsoft.com/office/drawing/2017/model3d" xmlns:o="urn:schemas-microsoft-com:office:office" xmlns:oel="http://schemas.microsoft.com/office/2019/extlst" xmlns:r="http://schemas.openxmlformats.org/officeDocument/2006/relationships" xmlns:m="http://schemas.openxmlformats.org/officeDocument/2006/math" xmlns:v="urn:schemas-microsoft-com:vml" xmlns:wp14="http://schemas.microsoft.com/office/word/2010/wordprocessingDrawing" xmlns:wp="http://schemas.openxmlformats.org/drawingml/2006/wordprocessingDrawing" xmlns:w10="urn:schemas-microsoft-com:office:word" xmlns:w="http://schemas.openxmlformats.org/wordprocessingml/2006/main" xmlns:w14="http://schemas.microsoft.com/office/word/2010/wordml" xmlns:w15="http://schemas.microsoft.com/office/word/2012/wordml" xmlns:w16cex="http://schemas.microsoft.com/office/word/2018/wordml/cex" xmlns:w16cid="http://schemas.microsoft.com/office/word/2016/wordml/cid" xmlns:w16="http://schemas.microsoft.com/office/word/2018/wordml" xmlns:w16sdtdh="http://schemas.microsoft.com/office/word/2020/wordml/sdtdatahash" xmlns:w16se="http://schemas.microsoft.com/office/word/2015/wordml/symex" xmlns:wpg="http://schemas.microsoft.com/office/word/2010/wordprocessingGroup" xmlns:wpi="http://schemas.microsoft.com/office/word/2010/wordprocessingInk" xmlns:wne="http://schemas.microsoft.com/office/word/2006/wordml" xmlns:wps="http://schemas.microsoft.com/office/word/2010/wordprocessingShape" mc:Ignorable="w14 w15 w16se w16cid w16 w16cex w16sdtdh wp14">
+<w:document xmlns:wpc="http://schemas.microsoft.com/office/word/2010/wordprocessingCanvas" xmlns:cx="http://schemas.microsoft.com/office/drawing/2014/chartex" xmlns:cx1="http://schemas.microsoft.com/office/drawing/2015/9/8/chartex" xmlns:cx2="http://schemas.microsoft.com/office/drawing/2015/10/21/chartex" xmlns:cx3="http://schemas.microsoft.com/office/drawing/2016/5/9/chartex" xmlns:cx4="http://schemas.microsoft.com/office/drawing/2016/5/10/chartex" xmlns:cx5="http://schemas.microsoft.com/office/drawing/2016/5/11/chartex" xmlns:cx6="http://schemas.microsoft.com/office/drawing/2016/5/12/chartex" xmlns:cx7="http://schemas.microsoft.com/office/drawing/2016/5/13/chartex" xmlns:cx8="http://schemas.microsoft.com/office/drawing/2016/5/14/chartex" xmlns:mc="http://schemas.openxmlformats.org/markup-compatibility/2006" xmlns:aink="http://schemas.microsoft.com/office/drawing/2016/ink" xmlns:am3d="http://schemas.microsoft.com/office/drawing/2017/model3d" xmlns:o="urn:schemas-microsoft-com:office:office" xmlns:oel="http://schemas.microsoft.com/office/2019/extlst" xmlns:r="http://schemas.openxmlformats.org/officeDocument/2006/relationships" xmlns:m="http://schemas.openxmlformats.org/officeDocument/2006/math" xmlns:v="urn:schemas-microsoft-com:vml" xmlns:wp14="http://schemas.microsoft.com/office/word/2010/wordprocessingDrawing" xmlns:wp="http://schemas.openxmlformats.org/drawingml/2006/wordprocessingDrawing" xmlns:w10="urn:schemas-microsoft-com:office:word" xmlns:w="http://schemas.openxmlformats.org/wordprocessingml/2006/main" xmlns:w14="http://schemas.microsoft.com/office/word/2010/wordml" xmlns:w15="http://schemas.microsoft.com/office/word/2012/wordml" xmlns:w16cex="http://schemas.microsoft.com/office/word/2018/wordml/cex" xmlns:w16cid="http://schemas.microsoft.com/office/word/2016/wordml/cid" xmlns:w16="http://schemas.microsoft.com/office/word/2018/wordml" xmlns:w16du="http://schemas.microsoft.com/office/word/2023/wordml/word16du" xmlns:w16sdtdh="http://schemas.microsoft.com/office/word/2020/wordml/sdtdatahash" xmlns:w16sdtfl="http://schemas.microsoft.com/office/word/2024/wordml/sdtformatlock" xmlns:w16se="http://schemas.microsoft.com/office/word/2015/wordml/symex" xmlns:wpg="http://schemas.microsoft.com/office/word/2010/wordprocessingGroup" xmlns:wpi="http://schemas.microsoft.com/office/word/2010/wordprocessingInk" xmlns:wne="http://schemas.microsoft.com/office/word/2006/wordml" xmlns:wps="http://schemas.microsoft.com/office/word/2010/wordprocessingShape" mc:Ignorable="w14 w15 w16se w16cid w16 w16cex w16sdtdh w16sdtfl w16du wp14">
   <w:body>
     <w:tbl>
       <w:tblPr>
@@ -74,148 +74,55 @@
                 <w:sz w:val="22"/>
                 <w:szCs w:val="22"/>
               </w:rPr>
-              <w:t>{{</w:t>
-            </w:r>
-            <w:proofErr w:type="spellStart"/>
-            <w:r>
-              <w:rPr>
-                <w:b/>
-                <w:bCs/>
+              <w:t>{{tenDonViHTX}}</w:t>
+            </w:r>
+          </w:p>
+          <w:p>
+            <w:pPr>
+              <w:ind w:left="171"/>
+              <w:jc w:val="center"/>
+              <w:rPr>
                 <w:sz w:val="22"/>
                 <w:szCs w:val="22"/>
               </w:rPr>
-              <w:t>tenDonViHTX</w:t>
-            </w:r>
-            <w:proofErr w:type="spellEnd"/>
-            <w:r>
-              <w:rPr>
-                <w:b/>
-                <w:bCs/>
+            </w:pPr>
+            <w:r>
+              <w:rPr>
                 <w:sz w:val="22"/>
                 <w:szCs w:val="22"/>
               </w:rPr>
-              <w:t>}}</w:t>
-            </w:r>
-          </w:p>
-          <w:p>
-            <w:pPr>
-              <w:ind w:left="171"/>
-              <w:jc w:val="center"/>
+              <w:t xml:space="preserve">Địa chỉ: </w:t>
+            </w:r>
+            <w:r>
               <w:rPr>
                 <w:sz w:val="22"/>
                 <w:szCs w:val="22"/>
               </w:rPr>
-            </w:pPr>
-            <w:proofErr w:type="spellStart"/>
-            <w:r>
+              <w:t>{{diaChiDonViHTX}}</w:t>
+            </w:r>
+          </w:p>
+          <w:p>
+            <w:pPr>
+              <w:ind w:left="171"/>
+              <w:jc w:val="center"/>
               <w:rPr>
                 <w:sz w:val="22"/>
                 <w:szCs w:val="22"/>
               </w:rPr>
-              <w:t>Địa</w:t>
-            </w:r>
-            <w:proofErr w:type="spellEnd"/>
+            </w:pPr>
             <w:r>
               <w:rPr>
                 <w:sz w:val="22"/>
                 <w:szCs w:val="22"/>
               </w:rPr>
-              <w:t xml:space="preserve"> </w:t>
-            </w:r>
-            <w:proofErr w:type="spellStart"/>
+              <w:t xml:space="preserve">Điện thoại: </w:t>
+            </w:r>
             <w:r>
               <w:rPr>
                 <w:sz w:val="22"/>
                 <w:szCs w:val="22"/>
               </w:rPr>
-              <w:t>chỉ</w:t>
-            </w:r>
-            <w:proofErr w:type="spellEnd"/>
-            <w:r>
-              <w:rPr>
-                <w:sz w:val="22"/>
-                <w:szCs w:val="22"/>
-              </w:rPr>
-              <w:t xml:space="preserve">: </w:t>
-            </w:r>
-            <w:r>
-              <w:rPr>
-                <w:sz w:val="22"/>
-                <w:szCs w:val="22"/>
-              </w:rPr>
-              <w:t>{{</w:t>
-            </w:r>
-            <w:proofErr w:type="spellStart"/>
-            <w:r>
-              <w:rPr>
-                <w:sz w:val="22"/>
-                <w:szCs w:val="22"/>
-              </w:rPr>
-              <w:t>diaChiDonViHTX</w:t>
-            </w:r>
-            <w:proofErr w:type="spellEnd"/>
-            <w:r>
-              <w:rPr>
-                <w:sz w:val="22"/>
-                <w:szCs w:val="22"/>
-              </w:rPr>
-              <w:t>}}</w:t>
-            </w:r>
-          </w:p>
-          <w:p>
-            <w:pPr>
-              <w:ind w:left="171"/>
-              <w:jc w:val="center"/>
-              <w:rPr>
-                <w:sz w:val="22"/>
-                <w:szCs w:val="22"/>
-              </w:rPr>
-            </w:pPr>
-            <w:r>
-              <w:rPr>
-                <w:sz w:val="22"/>
-                <w:szCs w:val="22"/>
-              </w:rPr>
-              <w:t xml:space="preserve">Điện </w:t>
-            </w:r>
-            <w:proofErr w:type="spellStart"/>
-            <w:r>
-              <w:rPr>
-                <w:sz w:val="22"/>
-                <w:szCs w:val="22"/>
-              </w:rPr>
-              <w:t>thoại</w:t>
-            </w:r>
-            <w:proofErr w:type="spellEnd"/>
-            <w:r>
-              <w:rPr>
-                <w:sz w:val="22"/>
-                <w:szCs w:val="22"/>
-              </w:rPr>
-              <w:t xml:space="preserve">: </w:t>
-            </w:r>
-            <w:r>
-              <w:rPr>
-                <w:sz w:val="22"/>
-                <w:szCs w:val="22"/>
-              </w:rPr>
-              <w:t>{{</w:t>
-            </w:r>
-            <w:proofErr w:type="spellStart"/>
-            <w:r>
-              <w:rPr>
-                <w:sz w:val="22"/>
-                <w:szCs w:val="22"/>
-              </w:rPr>
-              <w:t>sdtDonViHTX</w:t>
-            </w:r>
-            <w:proofErr w:type="spellEnd"/>
-            <w:r>
-              <w:rPr>
-                <w:sz w:val="22"/>
-                <w:szCs w:val="22"/>
-              </w:rPr>
-              <w:t>}}</w:t>
+              <w:t>{{sdtDonViHTX}}</w:t>
             </w:r>
           </w:p>
           <w:p>
@@ -262,7 +169,6 @@
                 <w:szCs w:val="22"/>
               </w:rPr>
             </w:pPr>
-            <w:proofErr w:type="spellStart"/>
             <w:r>
               <w:rPr>
                 <w:b/>
@@ -270,69 +176,8 @@
                 <w:sz w:val="22"/>
                 <w:szCs w:val="22"/>
               </w:rPr>
-              <w:t>Độc</w:t>
-            </w:r>
-            <w:proofErr w:type="spellEnd"/>
-            <w:r>
-              <w:rPr>
-                <w:b/>
-                <w:bCs/>
-                <w:sz w:val="22"/>
-                <w:szCs w:val="22"/>
-              </w:rPr>
-              <w:t xml:space="preserve"> </w:t>
-            </w:r>
-            <w:proofErr w:type="spellStart"/>
-            <w:r>
-              <w:rPr>
-                <w:b/>
-                <w:bCs/>
-                <w:sz w:val="22"/>
-                <w:szCs w:val="22"/>
-              </w:rPr>
-              <w:t>lập</w:t>
-            </w:r>
-            <w:proofErr w:type="spellEnd"/>
-            <w:r>
-              <w:rPr>
-                <w:b/>
-                <w:bCs/>
-                <w:sz w:val="22"/>
-                <w:szCs w:val="22"/>
-              </w:rPr>
-              <w:t xml:space="preserve"> - </w:t>
-            </w:r>
-            <w:proofErr w:type="spellStart"/>
-            <w:r>
-              <w:rPr>
-                <w:b/>
-                <w:bCs/>
-                <w:sz w:val="22"/>
-                <w:szCs w:val="22"/>
-              </w:rPr>
-              <w:t>Tự</w:t>
-            </w:r>
-            <w:proofErr w:type="spellEnd"/>
-            <w:r>
-              <w:rPr>
-                <w:b/>
-                <w:bCs/>
-                <w:sz w:val="22"/>
-                <w:szCs w:val="22"/>
-              </w:rPr>
-              <w:t xml:space="preserve"> do - Hạnh </w:t>
-            </w:r>
-            <w:proofErr w:type="spellStart"/>
-            <w:r>
-              <w:rPr>
-                <w:b/>
-                <w:bCs/>
-                <w:sz w:val="22"/>
-                <w:szCs w:val="22"/>
-              </w:rPr>
-              <w:t>phúc</w:t>
-            </w:r>
-            <w:proofErr w:type="spellEnd"/>
+              <w:t>Độc lập - Tự do - Hạnh phúc</w:t>
+            </w:r>
           </w:p>
           <w:p>
             <w:pPr>
@@ -582,27 +427,7 @@
           <w:sz w:val="28"/>
           <w:szCs w:val="28"/>
         </w:rPr>
-        <w:t>{{</w:t>
-      </w:r>
-      <w:proofErr w:type="spellStart"/>
-      <w:r>
-        <w:rPr>
-          <w:b/>
-          <w:bCs/>
-          <w:sz w:val="28"/>
-          <w:szCs w:val="28"/>
-        </w:rPr>
-        <w:t>tenDonViHTX</w:t>
-      </w:r>
-      <w:proofErr w:type="spellEnd"/>
-      <w:r>
-        <w:rPr>
-          <w:b/>
-          <w:bCs/>
-          <w:sz w:val="28"/>
-          <w:szCs w:val="28"/>
-        </w:rPr>
-        <w:t>}}</w:t>
+        <w:t>{{tenDonViHTX}}</w:t>
       </w:r>
     </w:p>
     <w:p>
@@ -652,37 +477,8 @@
                 <w:szCs w:val="28"/>
               </w:rPr>
             </w:pPr>
-            <w:proofErr w:type="spellStart"/>
-            <w:r>
-              <w:t>Điều</w:t>
-            </w:r>
-            <w:proofErr w:type="spellEnd"/>
-            <w:r>
-              <w:t xml:space="preserve"> </w:t>
-            </w:r>
-            <w:proofErr w:type="spellStart"/>
-            <w:r>
-              <w:t>động</w:t>
-            </w:r>
-            <w:proofErr w:type="spellEnd"/>
-            <w:r>
-              <w:t xml:space="preserve"> </w:t>
-            </w:r>
-            <w:proofErr w:type="spellStart"/>
-            <w:r>
-              <w:t>xe</w:t>
-            </w:r>
-            <w:proofErr w:type="spellEnd"/>
-            <w:r>
-              <w:t xml:space="preserve"> </w:t>
-            </w:r>
-            <w:proofErr w:type="spellStart"/>
-            <w:r>
-              <w:t>số</w:t>
-            </w:r>
-            <w:proofErr w:type="spellEnd"/>
-            <w:r>
-              <w:t>:</w:t>
+            <w:r>
+              <w:t>Điều động xe số:</w:t>
             </w:r>
           </w:p>
         </w:tc>
@@ -711,23 +507,7 @@
                 <w:b/>
                 <w:bCs/>
               </w:rPr>
-              <w:t>{{</w:t>
-            </w:r>
-            <w:proofErr w:type="spellStart"/>
-            <w:r>
-              <w:rPr>
-                <w:b/>
-                <w:bCs/>
-              </w:rPr>
-              <w:t>bienKiemSoat</w:t>
-            </w:r>
-            <w:proofErr w:type="spellEnd"/>
-            <w:r>
-              <w:rPr>
-                <w:b/>
-                <w:bCs/>
-              </w:rPr>
-              <w:t>}}</w:t>
+              <w:t>{{bienKiemSoat}}</w:t>
             </w:r>
           </w:p>
         </w:tc>
@@ -751,19 +531,9 @@
                 <w:szCs w:val="28"/>
               </w:rPr>
             </w:pPr>
-            <w:proofErr w:type="spellStart"/>
-            <w:r>
-              <w:t>Hiệu</w:t>
-            </w:r>
-            <w:proofErr w:type="spellEnd"/>
-            <w:r>
-              <w:t xml:space="preserve"> </w:t>
-            </w:r>
-            <w:proofErr w:type="spellStart"/>
-            <w:r>
-              <w:t>xe</w:t>
-            </w:r>
-            <w:proofErr w:type="spellEnd"/>
+            <w:r>
+              <w:t>Hiệu xe</w:t>
+            </w:r>
             <w:r>
               <w:rPr>
                 <w:b/>
@@ -799,23 +569,7 @@
                 <w:b/>
                 <w:bCs/>
               </w:rPr>
-              <w:t>{{</w:t>
-            </w:r>
-            <w:proofErr w:type="spellStart"/>
-            <w:r>
-              <w:rPr>
-                <w:b/>
-                <w:bCs/>
-              </w:rPr>
-              <w:t>nhanHieuXe</w:t>
-            </w:r>
-            <w:proofErr w:type="spellEnd"/>
-            <w:r>
-              <w:rPr>
-                <w:b/>
-                <w:bCs/>
-              </w:rPr>
-              <w:t>}}</w:t>
+              <w:t>{{nhanHieuXe}}</w:t>
             </w:r>
           </w:p>
         </w:tc>
@@ -841,32 +595,11 @@
                 <w:szCs w:val="28"/>
               </w:rPr>
             </w:pPr>
-            <w:proofErr w:type="spellStart"/>
-            <w:r>
-              <w:t>Số</w:t>
-            </w:r>
-            <w:proofErr w:type="spellEnd"/>
-            <w:r>
-              <w:t xml:space="preserve"> </w:t>
-            </w:r>
-            <w:proofErr w:type="spellStart"/>
-            <w:r>
-              <w:t>chỗ</w:t>
-            </w:r>
-            <w:proofErr w:type="spellEnd"/>
-            <w:r>
-              <w:t xml:space="preserve"> </w:t>
-            </w:r>
-            <w:proofErr w:type="spellStart"/>
-            <w:r>
-              <w:t>ngồ</w:t>
-            </w:r>
-            <w:r>
-              <w:t>i</w:t>
-            </w:r>
-            <w:proofErr w:type="spellEnd"/>
-            <w:r>
-              <w:t>:</w:t>
+            <w:r>
+              <w:t>Số chỗ ngồ</w:t>
+            </w:r>
+            <w:r>
+              <w:t>i:</w:t>
             </w:r>
           </w:p>
         </w:tc>
@@ -893,11 +626,9 @@
             <w:r>
               <w:t>{{</w:t>
             </w:r>
-            <w:proofErr w:type="spellStart"/>
             <w:r>
               <w:t>soCho</w:t>
             </w:r>
-            <w:proofErr w:type="spellEnd"/>
             <w:r>
               <w:t>}}</w:t>
             </w:r>
@@ -923,21 +654,8 @@
                 <w:szCs w:val="28"/>
               </w:rPr>
             </w:pPr>
-            <w:proofErr w:type="spellStart"/>
-            <w:r>
-              <w:t>Tải</w:t>
-            </w:r>
-            <w:proofErr w:type="spellEnd"/>
-            <w:r>
-              <w:t xml:space="preserve"> </w:t>
-            </w:r>
-            <w:proofErr w:type="spellStart"/>
-            <w:r>
-              <w:t>trọng</w:t>
-            </w:r>
-            <w:proofErr w:type="spellEnd"/>
-            <w:r>
-              <w:t xml:space="preserve"> (Kg):</w:t>
+            <w:r>
+              <w:t>Tải trọng (Kg):</w:t>
             </w:r>
           </w:p>
         </w:tc>
@@ -965,11 +683,9 @@
             <w:r>
               <w:t>{{</w:t>
             </w:r>
-            <w:proofErr w:type="spellStart"/>
             <w:r>
               <w:t>taiTrongKG</w:t>
             </w:r>
-            <w:proofErr w:type="spellEnd"/>
             <w:r>
               <w:t>}}</w:t>
             </w:r>
@@ -997,37 +713,8 @@
                 <w:szCs w:val="28"/>
               </w:rPr>
             </w:pPr>
-            <w:proofErr w:type="spellStart"/>
-            <w:r>
-              <w:t>Họ</w:t>
-            </w:r>
-            <w:proofErr w:type="spellEnd"/>
-            <w:r>
-              <w:t xml:space="preserve"> </w:t>
-            </w:r>
-            <w:proofErr w:type="spellStart"/>
-            <w:r>
-              <w:t>và</w:t>
-            </w:r>
-            <w:proofErr w:type="spellEnd"/>
-            <w:r>
-              <w:t xml:space="preserve"> </w:t>
-            </w:r>
-            <w:proofErr w:type="spellStart"/>
-            <w:r>
-              <w:t>tên</w:t>
-            </w:r>
-            <w:proofErr w:type="spellEnd"/>
-            <w:r>
-              <w:t xml:space="preserve"> </w:t>
-            </w:r>
-            <w:proofErr w:type="spellStart"/>
-            <w:r>
-              <w:t>chủ</w:t>
-            </w:r>
-            <w:proofErr w:type="spellEnd"/>
-            <w:r>
-              <w:t xml:space="preserve"> xe:</w:t>
+            <w:r>
+              <w:t>Họ và tên chủ xe:</w:t>
             </w:r>
           </w:p>
         </w:tc>
@@ -1057,23 +744,7 @@
                 <w:b/>
                 <w:bCs/>
               </w:rPr>
-              <w:t>{{</w:t>
-            </w:r>
-            <w:proofErr w:type="spellStart"/>
-            <w:r>
-              <w:rPr>
-                <w:b/>
-                <w:bCs/>
-              </w:rPr>
-              <w:t>tenKhachHang</w:t>
-            </w:r>
-            <w:proofErr w:type="spellEnd"/>
-            <w:r>
-              <w:rPr>
-                <w:b/>
-                <w:bCs/>
-              </w:rPr>
-              <w:t>}}</w:t>
+              <w:t>{{tenKhachHang}}</w:t>
             </w:r>
           </w:p>
         </w:tc>
@@ -1093,37 +764,15 @@
         <w:spacing w:after="0" w:line="360" w:lineRule="auto"/>
         <w:ind w:left="-993"/>
       </w:pPr>
-      <w:proofErr w:type="spellStart"/>
       <w:r>
-        <w:t>Lộ</w:t>
+        <w:t xml:space="preserve">Lộ trình: </w:t>
       </w:r>
-      <w:proofErr w:type="spellEnd"/>
-      <w:r>
-        <w:t xml:space="preserve"> </w:t>
-      </w:r>
-      <w:proofErr w:type="spellStart"/>
-      <w:r>
-        <w:t>trình</w:t>
-      </w:r>
-      <w:proofErr w:type="spellEnd"/>
-      <w:r>
-        <w:t xml:space="preserve">: </w:t>
-      </w:r>
-      <w:proofErr w:type="spellStart"/>
       <w:r>
         <w:rPr>
           <w:b/>
           <w:bCs/>
         </w:rPr>
-        <w:t>Từ</w:t>
-      </w:r>
-      <w:proofErr w:type="spellEnd"/>
-      <w:r>
-        <w:rPr>
-          <w:b/>
-          <w:bCs/>
-        </w:rPr>
-        <w:t xml:space="preserve"> </w:t>
+        <w:t xml:space="preserve">Từ </w:t>
       </w:r>
       <w:r>
         <w:rPr>
@@ -1137,158 +786,16 @@
           <w:b/>
           <w:bCs/>
         </w:rPr>
-        <w:t xml:space="preserve"> </w:t>
+        <w:t xml:space="preserve"> đi các tỉnh trong nước</w:t>
       </w:r>
-      <w:proofErr w:type="spellStart"/>
-      <w:r>
-        <w:rPr>
-          <w:b/>
-          <w:bCs/>
-        </w:rPr>
-        <w:t>đi</w:t>
-      </w:r>
-      <w:proofErr w:type="spellEnd"/>
-      <w:r>
-        <w:rPr>
-          <w:b/>
-          <w:bCs/>
-        </w:rPr>
-        <w:t xml:space="preserve"> </w:t>
-      </w:r>
-      <w:proofErr w:type="spellStart"/>
-      <w:r>
-        <w:rPr>
-          <w:b/>
-          <w:bCs/>
-        </w:rPr>
-        <w:t>các</w:t>
-      </w:r>
-      <w:proofErr w:type="spellEnd"/>
-      <w:r>
-        <w:rPr>
-          <w:b/>
-          <w:bCs/>
-        </w:rPr>
-        <w:t xml:space="preserve"> </w:t>
-      </w:r>
-      <w:proofErr w:type="spellStart"/>
-      <w:r>
-        <w:rPr>
-          <w:b/>
-          <w:bCs/>
-        </w:rPr>
-        <w:t>tỉnh</w:t>
-      </w:r>
-      <w:proofErr w:type="spellEnd"/>
-      <w:r>
-        <w:rPr>
-          <w:b/>
-          <w:bCs/>
-        </w:rPr>
-        <w:t xml:space="preserve"> </w:t>
-      </w:r>
-      <w:proofErr w:type="spellStart"/>
-      <w:r>
-        <w:rPr>
-          <w:b/>
-          <w:bCs/>
-        </w:rPr>
-        <w:t>trong</w:t>
-      </w:r>
-      <w:proofErr w:type="spellEnd"/>
-      <w:r>
-        <w:rPr>
-          <w:b/>
-          <w:bCs/>
-        </w:rPr>
-        <w:t xml:space="preserve"> </w:t>
-      </w:r>
-      <w:proofErr w:type="spellStart"/>
-      <w:r>
-        <w:rPr>
-          <w:b/>
-          <w:bCs/>
-        </w:rPr>
-        <w:t>nước</w:t>
-      </w:r>
-      <w:proofErr w:type="spellEnd"/>
     </w:p>
     <w:p>
       <w:pPr>
         <w:spacing w:after="0" w:line="360" w:lineRule="auto"/>
         <w:ind w:left="-993"/>
       </w:pPr>
-      <w:proofErr w:type="spellStart"/>
       <w:r>
-        <w:t>Địa</w:t>
-      </w:r>
-      <w:proofErr w:type="spellEnd"/>
-      <w:r>
-        <w:t xml:space="preserve"> </w:t>
-      </w:r>
-      <w:proofErr w:type="spellStart"/>
-      <w:r>
-        <w:t>điểm</w:t>
-      </w:r>
-      <w:proofErr w:type="spellEnd"/>
-      <w:r>
-        <w:t xml:space="preserve"> </w:t>
-      </w:r>
-      <w:proofErr w:type="spellStart"/>
-      <w:r>
-        <w:t>nhận</w:t>
-      </w:r>
-      <w:proofErr w:type="spellEnd"/>
-      <w:r>
-        <w:t xml:space="preserve"> </w:t>
-      </w:r>
-      <w:proofErr w:type="spellStart"/>
-      <w:r>
-        <w:t>chở</w:t>
-      </w:r>
-      <w:proofErr w:type="spellEnd"/>
-      <w:r>
-        <w:t xml:space="preserve"> hành khách </w:t>
-      </w:r>
-      <w:proofErr w:type="spellStart"/>
-      <w:r>
-        <w:t>theo</w:t>
-      </w:r>
-      <w:proofErr w:type="spellEnd"/>
-      <w:r>
-        <w:t xml:space="preserve"> </w:t>
-      </w:r>
-      <w:proofErr w:type="spellStart"/>
-      <w:r>
-        <w:t>hợp</w:t>
-      </w:r>
-      <w:proofErr w:type="spellEnd"/>
-      <w:r>
-        <w:t xml:space="preserve"> </w:t>
-      </w:r>
-      <w:proofErr w:type="spellStart"/>
-      <w:r>
-        <w:t>đồng</w:t>
-      </w:r>
-      <w:proofErr w:type="spellEnd"/>
-      <w:r>
-        <w:t xml:space="preserve"> </w:t>
-      </w:r>
-      <w:proofErr w:type="spellStart"/>
-      <w:r>
-        <w:t>từng</w:t>
-      </w:r>
-      <w:proofErr w:type="spellEnd"/>
-      <w:r>
-        <w:t xml:space="preserve"> </w:t>
-      </w:r>
-      <w:proofErr w:type="spellStart"/>
-      <w:r>
-        <w:t>chuyến</w:t>
-      </w:r>
-      <w:proofErr w:type="spellEnd"/>
-      <w:r>
-        <w:t xml:space="preserve"> </w:t>
+        <w:t xml:space="preserve">Địa điểm nhận chở hành khách theo hợp đồng từng chuyến </w:t>
       </w:r>
     </w:p>
     <w:p>
@@ -1300,197 +807,12 @@
           <w:bCs/>
         </w:rPr>
       </w:pPr>
-      <w:proofErr w:type="spellStart"/>
       <w:r>
         <w:rPr>
           <w:b/>
           <w:bCs/>
         </w:rPr>
-        <w:t>Lệnh</w:t>
-      </w:r>
-      <w:proofErr w:type="spellEnd"/>
-      <w:r>
-        <w:rPr>
-          <w:b/>
-          <w:bCs/>
-        </w:rPr>
-        <w:t xml:space="preserve"> </w:t>
-      </w:r>
-      <w:proofErr w:type="spellStart"/>
-      <w:r>
-        <w:rPr>
-          <w:b/>
-          <w:bCs/>
-        </w:rPr>
-        <w:t>vận</w:t>
-      </w:r>
-      <w:proofErr w:type="spellEnd"/>
-      <w:r>
-        <w:rPr>
-          <w:b/>
-          <w:bCs/>
-        </w:rPr>
-        <w:t xml:space="preserve"> </w:t>
-      </w:r>
-      <w:proofErr w:type="spellStart"/>
-      <w:r>
-        <w:rPr>
-          <w:b/>
-          <w:bCs/>
-        </w:rPr>
-        <w:t>chuyển</w:t>
-      </w:r>
-      <w:proofErr w:type="spellEnd"/>
-      <w:r>
-        <w:rPr>
-          <w:b/>
-          <w:bCs/>
-        </w:rPr>
-        <w:t xml:space="preserve"> </w:t>
-      </w:r>
-      <w:proofErr w:type="spellStart"/>
-      <w:r>
-        <w:rPr>
-          <w:b/>
-          <w:bCs/>
-        </w:rPr>
-        <w:t>có</w:t>
-      </w:r>
-      <w:proofErr w:type="spellEnd"/>
-      <w:r>
-        <w:rPr>
-          <w:b/>
-          <w:bCs/>
-        </w:rPr>
-        <w:t xml:space="preserve"> </w:t>
-      </w:r>
-      <w:proofErr w:type="spellStart"/>
-      <w:r>
-        <w:rPr>
-          <w:b/>
-          <w:bCs/>
-        </w:rPr>
-        <w:t>hiệu</w:t>
-      </w:r>
-      <w:proofErr w:type="spellEnd"/>
-      <w:r>
-        <w:rPr>
-          <w:b/>
-          <w:bCs/>
-        </w:rPr>
-        <w:t xml:space="preserve"> </w:t>
-      </w:r>
-      <w:proofErr w:type="spellStart"/>
-      <w:r>
-        <w:rPr>
-          <w:b/>
-          <w:bCs/>
-        </w:rPr>
-        <w:t>lực</w:t>
-      </w:r>
-      <w:proofErr w:type="spellEnd"/>
-      <w:r>
-        <w:rPr>
-          <w:b/>
-          <w:bCs/>
-        </w:rPr>
-        <w:t xml:space="preserve"> </w:t>
-      </w:r>
-      <w:proofErr w:type="spellStart"/>
-      <w:r>
-        <w:rPr>
-          <w:b/>
-          <w:bCs/>
-        </w:rPr>
-        <w:t>từ</w:t>
-      </w:r>
-      <w:proofErr w:type="spellEnd"/>
-      <w:r>
-        <w:rPr>
-          <w:b/>
-          <w:bCs/>
-        </w:rPr>
-        <w:t xml:space="preserve"> {{</w:t>
-      </w:r>
-      <w:proofErr w:type="spellStart"/>
-      <w:r>
-        <w:rPr>
-          <w:b/>
-          <w:bCs/>
-        </w:rPr>
-        <w:t>ngayTraHoSoPhuHieu_dd</w:t>
-      </w:r>
-      <w:proofErr w:type="spellEnd"/>
-      <w:r>
-        <w:rPr>
-          <w:b/>
-          <w:bCs/>
-        </w:rPr>
-        <w:t xml:space="preserve">}} </w:t>
-      </w:r>
-      <w:proofErr w:type="spellStart"/>
-      <w:r>
-        <w:rPr>
-          <w:b/>
-          <w:bCs/>
-        </w:rPr>
-        <w:t>tháng</w:t>
-      </w:r>
-      <w:proofErr w:type="spellEnd"/>
-      <w:r>
-        <w:rPr>
-          <w:b/>
-          <w:bCs/>
-        </w:rPr>
-        <w:t xml:space="preserve"> {{</w:t>
-      </w:r>
-      <w:proofErr w:type="spellStart"/>
-      <w:r>
-        <w:rPr>
-          <w:b/>
-          <w:bCs/>
-        </w:rPr>
-        <w:t>ngayTraHoSoPhuHieu_MM</w:t>
-      </w:r>
-      <w:proofErr w:type="spellEnd"/>
-      <w:r>
-        <w:rPr>
-          <w:b/>
-          <w:bCs/>
-        </w:rPr>
-        <w:t xml:space="preserve">}} </w:t>
-      </w:r>
-      <w:proofErr w:type="spellStart"/>
-      <w:r>
-        <w:rPr>
-          <w:b/>
-          <w:bCs/>
-        </w:rPr>
-        <w:t>năm</w:t>
-      </w:r>
-      <w:proofErr w:type="spellEnd"/>
-      <w:r>
-        <w:rPr>
-          <w:b/>
-          <w:bCs/>
-        </w:rPr>
-        <w:t xml:space="preserve"> {{</w:t>
-      </w:r>
-      <w:proofErr w:type="spellStart"/>
-      <w:r>
-        <w:rPr>
-          <w:b/>
-          <w:bCs/>
-        </w:rPr>
-        <w:t>ngayTraHoSoPhuHieu_yyyy</w:t>
-      </w:r>
-      <w:proofErr w:type="spellEnd"/>
-      <w:r>
-        <w:rPr>
-          <w:b/>
-          <w:bCs/>
-        </w:rPr>
-        <w:t>}}</w:t>
+        <w:t>Lệnh vận chuyển có hiệu lực từ {{ngayTraHoSoPhuHieu_dd}} tháng {{ngayTraHoSoPhuHieu_MM}} năm {{ngayTraHoSoPhuHieu_yyyy}}</w:t>
       </w:r>
     </w:p>
     <w:p>
@@ -1512,126 +834,12 @@
         </w:rPr>
         <w:tab/>
       </w:r>
-      <w:proofErr w:type="spellStart"/>
       <w:r>
         <w:rPr>
           <w:b/>
           <w:bCs/>
         </w:rPr>
-        <w:t>đến</w:t>
-      </w:r>
-      <w:proofErr w:type="spellEnd"/>
-      <w:r>
-        <w:rPr>
-          <w:b/>
-          <w:bCs/>
-        </w:rPr>
-        <w:t xml:space="preserve"> </w:t>
-      </w:r>
-      <w:proofErr w:type="spellStart"/>
-      <w:r>
-        <w:rPr>
-          <w:b/>
-          <w:bCs/>
-        </w:rPr>
-        <w:t>ngày</w:t>
-      </w:r>
-      <w:proofErr w:type="spellEnd"/>
-      <w:r>
-        <w:rPr>
-          <w:b/>
-          <w:bCs/>
-        </w:rPr>
-        <w:t xml:space="preserve"> {{</w:t>
-      </w:r>
-      <w:proofErr w:type="spellStart"/>
-      <w:r>
-        <w:rPr>
-          <w:b/>
-          <w:bCs/>
-        </w:rPr>
-        <w:t>ngayHetHanLenhVanChuyen_dd</w:t>
-      </w:r>
-      <w:proofErr w:type="spellEnd"/>
-      <w:r>
-        <w:rPr>
-          <w:b/>
-          <w:bCs/>
-        </w:rPr>
-        <w:t xml:space="preserve">}} </w:t>
-      </w:r>
-      <w:proofErr w:type="spellStart"/>
-      <w:proofErr w:type="gramStart"/>
-      <w:r>
-        <w:rPr>
-          <w:b/>
-          <w:bCs/>
-        </w:rPr>
-        <w:t>tháng</w:t>
-      </w:r>
-      <w:proofErr w:type="spellEnd"/>
-      <w:r>
-        <w:rPr>
-          <w:b/>
-          <w:bCs/>
-        </w:rPr>
-        <w:t xml:space="preserve">  {</w:t>
-      </w:r>
-      <w:proofErr w:type="gramEnd"/>
-      <w:r>
-        <w:rPr>
-          <w:b/>
-          <w:bCs/>
-        </w:rPr>
-        <w:t>{</w:t>
-      </w:r>
-      <w:proofErr w:type="spellStart"/>
-      <w:r>
-        <w:rPr>
-          <w:b/>
-          <w:bCs/>
-        </w:rPr>
-        <w:t>ngayHetHanLenhVanChuyen_MM</w:t>
-      </w:r>
-      <w:proofErr w:type="spellEnd"/>
-      <w:r>
-        <w:rPr>
-          <w:b/>
-          <w:bCs/>
-        </w:rPr>
-        <w:t xml:space="preserve">}} </w:t>
-      </w:r>
-      <w:proofErr w:type="spellStart"/>
-      <w:r>
-        <w:rPr>
-          <w:b/>
-          <w:bCs/>
-        </w:rPr>
-        <w:t>năm</w:t>
-      </w:r>
-      <w:proofErr w:type="spellEnd"/>
-      <w:r>
-        <w:rPr>
-          <w:b/>
-          <w:bCs/>
-        </w:rPr>
-        <w:t xml:space="preserve"> {{</w:t>
-      </w:r>
-      <w:proofErr w:type="spellStart"/>
-      <w:r>
-        <w:rPr>
-          <w:b/>
-          <w:bCs/>
-        </w:rPr>
-        <w:t>ngayHetHanLenhVanChuyen_yyyy</w:t>
-      </w:r>
-      <w:proofErr w:type="spellEnd"/>
-      <w:r>
-        <w:rPr>
-          <w:b/>
-          <w:bCs/>
-        </w:rPr>
-        <w:t>}}</w:t>
+        <w:t>đến ngày {{ngayHetHanLenhVanChuyen_dd}} tháng  {{ngayHetHanLenhVanChuyen_MM}} năm {{ngayHetHanLenhVanChuyen_yyyy}}</w:t>
       </w:r>
     </w:p>
     <w:p>
@@ -1739,69 +947,17 @@
               <w:spacing w:line="276" w:lineRule="auto"/>
               <w:jc w:val="center"/>
             </w:pPr>
-            <w:proofErr w:type="spellStart"/>
-            <w:r>
-              <w:t>Cần</w:t>
-            </w:r>
-            <w:proofErr w:type="spellEnd"/>
-            <w:r>
-              <w:t xml:space="preserve"> </w:t>
-            </w:r>
-            <w:proofErr w:type="spellStart"/>
-            <w:r>
-              <w:t>Thơ</w:t>
-            </w:r>
-            <w:proofErr w:type="spellEnd"/>
+            <w:r>
+              <w:t>{{tinhThanh}}</w:t>
+            </w:r>
             <w:r>
               <w:t xml:space="preserve">, </w:t>
             </w:r>
-            <w:proofErr w:type="spellStart"/>
             <w:r>
               <w:t>ngày</w:t>
             </w:r>
-            <w:proofErr w:type="spellEnd"/>
-            <w:r>
-              <w:t>{{</w:t>
-            </w:r>
-            <w:proofErr w:type="spellStart"/>
-            <w:r>
-              <w:t>ngayTraHoSoPhuHieu_dd</w:t>
-            </w:r>
-            <w:proofErr w:type="spellEnd"/>
-            <w:r>
-              <w:t xml:space="preserve">}} </w:t>
-            </w:r>
-            <w:proofErr w:type="spellStart"/>
-            <w:r>
-              <w:t>tháng</w:t>
-            </w:r>
-            <w:proofErr w:type="spellEnd"/>
-            <w:r>
-              <w:t xml:space="preserve"> {{</w:t>
-            </w:r>
-            <w:proofErr w:type="spellStart"/>
-            <w:r>
-              <w:t>ngayTraHoSoPhuHieu_MM</w:t>
-            </w:r>
-            <w:proofErr w:type="spellEnd"/>
-            <w:r>
-              <w:t xml:space="preserve">}} </w:t>
-            </w:r>
-            <w:proofErr w:type="spellStart"/>
-            <w:r>
-              <w:t>năm</w:t>
-            </w:r>
-            <w:proofErr w:type="spellEnd"/>
-            <w:r>
-              <w:t xml:space="preserve"> {{</w:t>
-            </w:r>
-            <w:proofErr w:type="spellStart"/>
-            <w:r>
-              <w:t>ngayTraHoSoPhuHieu_yyyy</w:t>
-            </w:r>
-            <w:proofErr w:type="spellEnd"/>
-            <w:r>
-              <w:t>}}</w:t>
+            <w:r>
+              <w:t>{{ngayTraHoSoPhuHieu_dd}} tháng {{ngayTraHoSoPhuHieu_MM}} năm {{ngayTraHoSoPhuHieu_yyyy}}</w:t>
             </w:r>
           </w:p>
           <w:p>
@@ -1818,23 +974,7 @@
                 <w:b/>
                 <w:bCs/>
               </w:rPr>
-              <w:t>{{</w:t>
-            </w:r>
-            <w:proofErr w:type="spellStart"/>
-            <w:r>
-              <w:rPr>
-                <w:b/>
-                <w:bCs/>
-              </w:rPr>
-              <w:t>tenDonViHTX</w:t>
-            </w:r>
-            <w:proofErr w:type="spellEnd"/>
-            <w:r>
-              <w:rPr>
-                <w:b/>
-                <w:bCs/>
-              </w:rPr>
-              <w:t>}}</w:t>
+              <w:t>{{tenDonViHTX}}</w:t>
             </w:r>
           </w:p>
           <w:p>
@@ -1898,23 +1038,7 @@
                 <w:b/>
                 <w:bCs/>
               </w:rPr>
-              <w:t>{{</w:t>
-            </w:r>
-            <w:proofErr w:type="spellStart"/>
-            <w:r>
-              <w:rPr>
-                <w:b/>
-                <w:bCs/>
-              </w:rPr>
-              <w:t>nguoiDaiDienDonViHTX</w:t>
-            </w:r>
-            <w:proofErr w:type="spellEnd"/>
-            <w:r>
-              <w:rPr>
-                <w:b/>
-                <w:bCs/>
-              </w:rPr>
-              <w:t>}}</w:t>
+              <w:t>{{nguoiDaiDienDonViHTX}}</w:t>
             </w:r>
           </w:p>
         </w:tc>
@@ -1935,37 +1059,12 @@
           <w:bCs/>
         </w:rPr>
       </w:pPr>
-      <w:proofErr w:type="spellStart"/>
       <w:r>
         <w:rPr>
           <w:b/>
           <w:bCs/>
         </w:rPr>
-        <w:t>Ghi</w:t>
-      </w:r>
-      <w:proofErr w:type="spellEnd"/>
-      <w:r>
-        <w:rPr>
-          <w:b/>
-          <w:bCs/>
-        </w:rPr>
-        <w:t xml:space="preserve"> </w:t>
-      </w:r>
-      <w:proofErr w:type="spellStart"/>
-      <w:r>
-        <w:rPr>
-          <w:b/>
-          <w:bCs/>
-        </w:rPr>
-        <w:t>chú</w:t>
-      </w:r>
-      <w:proofErr w:type="spellEnd"/>
-      <w:r>
-        <w:rPr>
-          <w:b/>
-          <w:bCs/>
-        </w:rPr>
-        <w:t xml:space="preserve">: </w:t>
+        <w:t xml:space="preserve">Ghi chú: </w:t>
       </w:r>
     </w:p>
     <w:p>
@@ -1978,86 +1077,7 @@
       </w:r>
       <w:r>
         <w:tab/>
-      </w:r>
-      <w:proofErr w:type="spellStart"/>
-      <w:r>
-        <w:t>Không</w:t>
-      </w:r>
-      <w:proofErr w:type="spellEnd"/>
-      <w:r>
-        <w:t xml:space="preserve"> </w:t>
-      </w:r>
-      <w:proofErr w:type="spellStart"/>
-      <w:r>
-        <w:t>được</w:t>
-      </w:r>
-      <w:proofErr w:type="spellEnd"/>
-      <w:r>
-        <w:t xml:space="preserve"> </w:t>
-      </w:r>
-      <w:proofErr w:type="spellStart"/>
-      <w:r>
-        <w:t>chở</w:t>
-      </w:r>
-      <w:proofErr w:type="spellEnd"/>
-      <w:r>
-        <w:t xml:space="preserve"> hành khách </w:t>
-      </w:r>
-      <w:proofErr w:type="spellStart"/>
-      <w:r>
-        <w:t>quá</w:t>
-      </w:r>
-      <w:proofErr w:type="spellEnd"/>
-      <w:r>
-        <w:t xml:space="preserve"> </w:t>
-      </w:r>
-      <w:proofErr w:type="spellStart"/>
-      <w:r>
-        <w:t>quy</w:t>
-      </w:r>
-      <w:proofErr w:type="spellEnd"/>
-      <w:r>
-        <w:t xml:space="preserve"> </w:t>
-      </w:r>
-      <w:proofErr w:type="spellStart"/>
-      <w:r>
-        <w:t>định</w:t>
-      </w:r>
-      <w:proofErr w:type="spellEnd"/>
-      <w:r>
-        <w:t xml:space="preserve"> </w:t>
-      </w:r>
-      <w:proofErr w:type="spellStart"/>
-      <w:r>
-        <w:t>và</w:t>
-      </w:r>
-      <w:proofErr w:type="spellEnd"/>
-      <w:r>
-        <w:t xml:space="preserve"> hàng </w:t>
-      </w:r>
-      <w:proofErr w:type="spellStart"/>
-      <w:r>
-        <w:t>hoá</w:t>
-      </w:r>
-      <w:proofErr w:type="spellEnd"/>
-      <w:r>
-        <w:t xml:space="preserve"> </w:t>
-      </w:r>
-      <w:proofErr w:type="spellStart"/>
-      <w:r>
-        <w:t>trái</w:t>
-      </w:r>
-      <w:proofErr w:type="spellEnd"/>
-      <w:r>
-        <w:t xml:space="preserve"> </w:t>
-      </w:r>
-      <w:proofErr w:type="spellStart"/>
-      <w:r>
-        <w:t>phép</w:t>
-      </w:r>
-      <w:proofErr w:type="spellEnd"/>
-      <w:r>
-        <w:t>.</w:t>
+        <w:t>Không được chở hành khách quá quy định và hàng hoá trái phép.</w:t>
       </w:r>
     </w:p>
     <w:p>
@@ -2070,134 +1090,7 @@
       </w:r>
       <w:r>
         <w:tab/>
-      </w:r>
-      <w:proofErr w:type="spellStart"/>
-      <w:r>
-        <w:t>Người</w:t>
-      </w:r>
-      <w:proofErr w:type="spellEnd"/>
-      <w:r>
-        <w:t xml:space="preserve"> </w:t>
-      </w:r>
-      <w:proofErr w:type="spellStart"/>
-      <w:r>
-        <w:t>điều</w:t>
-      </w:r>
-      <w:proofErr w:type="spellEnd"/>
-      <w:r>
-        <w:t xml:space="preserve"> </w:t>
-      </w:r>
-      <w:proofErr w:type="spellStart"/>
-      <w:r>
-        <w:t>xe</w:t>
-      </w:r>
-      <w:proofErr w:type="spellEnd"/>
-      <w:r>
-        <w:t xml:space="preserve"> </w:t>
-      </w:r>
-      <w:proofErr w:type="spellStart"/>
-      <w:r>
-        <w:t>chấp</w:t>
-      </w:r>
-      <w:proofErr w:type="spellEnd"/>
-      <w:r>
-        <w:t xml:space="preserve"> hành </w:t>
-      </w:r>
-      <w:proofErr w:type="spellStart"/>
-      <w:r>
-        <w:t>đúng</w:t>
-      </w:r>
-      <w:proofErr w:type="spellEnd"/>
-      <w:r>
-        <w:t xml:space="preserve"> </w:t>
-      </w:r>
-      <w:proofErr w:type="spellStart"/>
-      <w:r>
-        <w:t>quy</w:t>
-      </w:r>
-      <w:proofErr w:type="spellEnd"/>
-      <w:r>
-        <w:t xml:space="preserve"> </w:t>
-      </w:r>
-      <w:proofErr w:type="spellStart"/>
-      <w:r>
-        <w:t>định</w:t>
-      </w:r>
-      <w:proofErr w:type="spellEnd"/>
-      <w:r>
-        <w:t xml:space="preserve"> </w:t>
-      </w:r>
-      <w:proofErr w:type="spellStart"/>
-      <w:r>
-        <w:t>của</w:t>
-      </w:r>
-      <w:proofErr w:type="spellEnd"/>
-      <w:r>
-        <w:t xml:space="preserve"> </w:t>
-      </w:r>
-      <w:proofErr w:type="spellStart"/>
-      <w:r>
-        <w:t>pháp</w:t>
-      </w:r>
-      <w:proofErr w:type="spellEnd"/>
-      <w:r>
-        <w:t xml:space="preserve"> </w:t>
-      </w:r>
-      <w:proofErr w:type="spellStart"/>
-      <w:r>
-        <w:t>luật</w:t>
-      </w:r>
-      <w:proofErr w:type="spellEnd"/>
-      <w:r>
-        <w:t xml:space="preserve"> </w:t>
-      </w:r>
-      <w:proofErr w:type="spellStart"/>
-      <w:r>
-        <w:t>về</w:t>
-      </w:r>
-      <w:proofErr w:type="spellEnd"/>
-      <w:r>
-        <w:t xml:space="preserve"> </w:t>
-      </w:r>
-      <w:proofErr w:type="spellStart"/>
-      <w:r>
-        <w:t>hạn</w:t>
-      </w:r>
-      <w:proofErr w:type="spellEnd"/>
-      <w:r>
-        <w:t xml:space="preserve"> </w:t>
-      </w:r>
-      <w:proofErr w:type="spellStart"/>
-      <w:r>
-        <w:t>sử</w:t>
-      </w:r>
-      <w:proofErr w:type="spellEnd"/>
-      <w:r>
-        <w:t xml:space="preserve"> </w:t>
-      </w:r>
-      <w:proofErr w:type="spellStart"/>
-      <w:r>
-        <w:t>dụng</w:t>
-      </w:r>
-      <w:proofErr w:type="spellEnd"/>
-      <w:r>
-        <w:t xml:space="preserve"> </w:t>
-      </w:r>
-      <w:proofErr w:type="spellStart"/>
-      <w:r>
-        <w:t>xe</w:t>
-      </w:r>
-      <w:proofErr w:type="spellEnd"/>
-      <w:r>
-        <w:t xml:space="preserve"> </w:t>
-      </w:r>
-      <w:proofErr w:type="spellStart"/>
-      <w:r>
-        <w:t>theo</w:t>
-      </w:r>
-      <w:proofErr w:type="spellEnd"/>
-      <w:r>
-        <w:t xml:space="preserve"> NĐ110/2006/NĐ-CP</w:t>
+        <w:t>Người điều xe chấp hành đúng quy định của pháp luật về hạn sử dụng xe theo NĐ110/2006/NĐ-CP</w:t>
       </w:r>
     </w:p>
     <w:p>
@@ -2210,102 +1103,7 @@
       </w:r>
       <w:r>
         <w:tab/>
-      </w:r>
-      <w:proofErr w:type="spellStart"/>
-      <w:r>
-        <w:t>Chủ</w:t>
-      </w:r>
-      <w:proofErr w:type="spellEnd"/>
-      <w:r>
-        <w:t xml:space="preserve"> </w:t>
-      </w:r>
-      <w:proofErr w:type="spellStart"/>
-      <w:r>
-        <w:t>xe</w:t>
-      </w:r>
-      <w:proofErr w:type="spellEnd"/>
-      <w:r>
-        <w:t xml:space="preserve"> </w:t>
-      </w:r>
-      <w:proofErr w:type="spellStart"/>
-      <w:r>
-        <w:t>chịu</w:t>
-      </w:r>
-      <w:proofErr w:type="spellEnd"/>
-      <w:r>
-        <w:t xml:space="preserve"> </w:t>
-      </w:r>
-      <w:proofErr w:type="spellStart"/>
-      <w:r>
-        <w:t>trách</w:t>
-      </w:r>
-      <w:proofErr w:type="spellEnd"/>
-      <w:r>
-        <w:t xml:space="preserve"> </w:t>
-      </w:r>
-      <w:proofErr w:type="spellStart"/>
-      <w:r>
-        <w:t>nhiệm</w:t>
-      </w:r>
-      <w:proofErr w:type="spellEnd"/>
-      <w:r>
-        <w:t xml:space="preserve"> </w:t>
-      </w:r>
-      <w:proofErr w:type="spellStart"/>
-      <w:r>
-        <w:t>về</w:t>
-      </w:r>
-      <w:proofErr w:type="spellEnd"/>
-      <w:r>
-        <w:t xml:space="preserve"> </w:t>
-      </w:r>
-      <w:proofErr w:type="spellStart"/>
-      <w:r>
-        <w:t>việc</w:t>
-      </w:r>
-      <w:proofErr w:type="spellEnd"/>
-      <w:r>
-        <w:t xml:space="preserve"> </w:t>
-      </w:r>
-      <w:proofErr w:type="spellStart"/>
-      <w:r>
-        <w:t>điều</w:t>
-      </w:r>
-      <w:proofErr w:type="spellEnd"/>
-      <w:r>
-        <w:t xml:space="preserve"> </w:t>
-      </w:r>
-      <w:proofErr w:type="spellStart"/>
-      <w:r>
-        <w:t>động</w:t>
-      </w:r>
-      <w:proofErr w:type="spellEnd"/>
-      <w:r>
-        <w:t xml:space="preserve"> </w:t>
-      </w:r>
-      <w:proofErr w:type="spellStart"/>
-      <w:r>
-        <w:t>lái</w:t>
-      </w:r>
-      <w:proofErr w:type="spellEnd"/>
-      <w:r>
-        <w:t xml:space="preserve">, </w:t>
-      </w:r>
-      <w:proofErr w:type="spellStart"/>
-      <w:r>
-        <w:t>phụ</w:t>
-      </w:r>
-      <w:proofErr w:type="spellEnd"/>
-      <w:r>
-        <w:t xml:space="preserve"> </w:t>
-      </w:r>
-      <w:proofErr w:type="spellStart"/>
-      <w:r>
-        <w:t>xe</w:t>
-      </w:r>
-      <w:proofErr w:type="spellEnd"/>
-      <w:r>
-        <w:t>.</w:t>
+        <w:t>Chủ xe chịu trách nhiệm về việc điều động lái, phụ xe.</w:t>
       </w:r>
     </w:p>
     <w:p>
@@ -2318,214 +1116,7 @@
       </w:r>
       <w:r>
         <w:tab/>
-      </w:r>
-      <w:proofErr w:type="spellStart"/>
-      <w:r>
-        <w:t>Chủ</w:t>
-      </w:r>
-      <w:proofErr w:type="spellEnd"/>
-      <w:r>
-        <w:t xml:space="preserve"> </w:t>
-      </w:r>
-      <w:proofErr w:type="spellStart"/>
-      <w:r>
-        <w:t>xe</w:t>
-      </w:r>
-      <w:proofErr w:type="spellEnd"/>
-      <w:r>
-        <w:t xml:space="preserve"> </w:t>
-      </w:r>
-      <w:proofErr w:type="spellStart"/>
-      <w:r>
-        <w:t>phải</w:t>
-      </w:r>
-      <w:proofErr w:type="spellEnd"/>
-      <w:r>
-        <w:t xml:space="preserve"> </w:t>
-      </w:r>
-      <w:proofErr w:type="spellStart"/>
-      <w:r>
-        <w:t>hoàn</w:t>
-      </w:r>
-      <w:proofErr w:type="spellEnd"/>
-      <w:r>
-        <w:t xml:space="preserve"> </w:t>
-      </w:r>
-      <w:proofErr w:type="spellStart"/>
-      <w:r>
-        <w:t>toàn</w:t>
-      </w:r>
-      <w:proofErr w:type="spellEnd"/>
-      <w:r>
-        <w:t xml:space="preserve"> </w:t>
-      </w:r>
-      <w:proofErr w:type="spellStart"/>
-      <w:r>
-        <w:t>chịu</w:t>
-      </w:r>
-      <w:proofErr w:type="spellEnd"/>
-      <w:r>
-        <w:t xml:space="preserve"> </w:t>
-      </w:r>
-      <w:proofErr w:type="spellStart"/>
-      <w:r>
-        <w:t>trách</w:t>
-      </w:r>
-      <w:proofErr w:type="spellEnd"/>
-      <w:r>
-        <w:t xml:space="preserve"> </w:t>
-      </w:r>
-      <w:proofErr w:type="spellStart"/>
-      <w:r>
-        <w:t>nhiệm</w:t>
-      </w:r>
-      <w:proofErr w:type="spellEnd"/>
-      <w:r>
-        <w:t xml:space="preserve"> </w:t>
-      </w:r>
-      <w:proofErr w:type="spellStart"/>
-      <w:r>
-        <w:t>về</w:t>
-      </w:r>
-      <w:proofErr w:type="spellEnd"/>
-      <w:r>
-        <w:t xml:space="preserve"> </w:t>
-      </w:r>
-      <w:proofErr w:type="spellStart"/>
-      <w:r>
-        <w:t>việc</w:t>
-      </w:r>
-      <w:proofErr w:type="spellEnd"/>
-      <w:r>
-        <w:t xml:space="preserve"> </w:t>
-      </w:r>
-      <w:proofErr w:type="spellStart"/>
-      <w:r>
-        <w:t>ký</w:t>
-      </w:r>
-      <w:proofErr w:type="spellEnd"/>
-      <w:r>
-        <w:t xml:space="preserve"> </w:t>
-      </w:r>
-      <w:proofErr w:type="spellStart"/>
-      <w:r>
-        <w:t>hợp</w:t>
-      </w:r>
-      <w:proofErr w:type="spellEnd"/>
-      <w:r>
-        <w:t xml:space="preserve"> </w:t>
-      </w:r>
-      <w:proofErr w:type="spellStart"/>
-      <w:r>
-        <w:t>đồng</w:t>
-      </w:r>
-      <w:proofErr w:type="spellEnd"/>
-      <w:r>
-        <w:t xml:space="preserve"> </w:t>
-      </w:r>
-      <w:proofErr w:type="spellStart"/>
-      <w:r>
-        <w:t>với</w:t>
-      </w:r>
-      <w:proofErr w:type="spellEnd"/>
-      <w:r>
-        <w:t xml:space="preserve"> khách hàng </w:t>
-      </w:r>
-      <w:proofErr w:type="spellStart"/>
-      <w:r>
-        <w:t>và</w:t>
-      </w:r>
-      <w:proofErr w:type="spellEnd"/>
-      <w:r>
-        <w:t xml:space="preserve"> </w:t>
-      </w:r>
-      <w:proofErr w:type="spellStart"/>
-      <w:r>
-        <w:t>mọi</w:t>
-      </w:r>
-      <w:proofErr w:type="spellEnd"/>
-      <w:r>
-        <w:t xml:space="preserve"> sự </w:t>
-      </w:r>
-      <w:proofErr w:type="spellStart"/>
-      <w:r>
-        <w:t>cố</w:t>
-      </w:r>
-      <w:proofErr w:type="spellEnd"/>
-      <w:r>
-        <w:t xml:space="preserve"> phát </w:t>
-      </w:r>
-      <w:proofErr w:type="spellStart"/>
-      <w:r>
-        <w:t>sinh</w:t>
-      </w:r>
-      <w:proofErr w:type="spellEnd"/>
-      <w:r>
-        <w:t xml:space="preserve"> </w:t>
-      </w:r>
-      <w:proofErr w:type="spellStart"/>
-      <w:r>
-        <w:t>sau</w:t>
-      </w:r>
-      <w:proofErr w:type="spellEnd"/>
-      <w:r>
-        <w:t xml:space="preserve"> </w:t>
-      </w:r>
-      <w:proofErr w:type="spellStart"/>
-      <w:r>
-        <w:t>khi</w:t>
-      </w:r>
-      <w:proofErr w:type="spellEnd"/>
-      <w:r>
-        <w:t xml:space="preserve"> </w:t>
-      </w:r>
-      <w:proofErr w:type="spellStart"/>
-      <w:r>
-        <w:t>nhận</w:t>
-      </w:r>
-      <w:proofErr w:type="spellEnd"/>
-      <w:r>
-        <w:t xml:space="preserve"> </w:t>
-      </w:r>
-      <w:proofErr w:type="spellStart"/>
-      <w:r>
-        <w:t>được</w:t>
-      </w:r>
-      <w:proofErr w:type="spellEnd"/>
-      <w:r>
-        <w:t xml:space="preserve"> </w:t>
-      </w:r>
-      <w:proofErr w:type="spellStart"/>
-      <w:r>
-        <w:t>lệnh</w:t>
-      </w:r>
-      <w:proofErr w:type="spellEnd"/>
-      <w:r>
-        <w:t xml:space="preserve"> </w:t>
-      </w:r>
-      <w:proofErr w:type="spellStart"/>
-      <w:r>
-        <w:t>điều</w:t>
-      </w:r>
-      <w:proofErr w:type="spellEnd"/>
-      <w:r>
-        <w:t xml:space="preserve"> </w:t>
-      </w:r>
-      <w:proofErr w:type="spellStart"/>
-      <w:r>
-        <w:t>động</w:t>
-      </w:r>
-      <w:proofErr w:type="spellEnd"/>
-      <w:r>
-        <w:t xml:space="preserve"> </w:t>
-      </w:r>
-      <w:proofErr w:type="spellStart"/>
-      <w:r>
-        <w:t>xe</w:t>
-      </w:r>
-      <w:proofErr w:type="spellEnd"/>
-      <w:r>
-        <w:t>.</w:t>
+        <w:t>Chủ xe phải hoàn toàn chịu trách nhiệm về việc ký hợp đồng với khách hàng và mọi sự cố phát sinh sau khi nhận được lệnh điều động xe.</w:t>
       </w:r>
     </w:p>
     <w:p>
@@ -2538,78 +1129,7 @@
       </w:r>
       <w:r>
         <w:tab/>
-      </w:r>
-      <w:proofErr w:type="spellStart"/>
-      <w:r>
-        <w:t>Luôn</w:t>
-      </w:r>
-      <w:proofErr w:type="spellEnd"/>
-      <w:r>
-        <w:t xml:space="preserve"> kiểm </w:t>
-      </w:r>
-      <w:proofErr w:type="spellStart"/>
-      <w:r>
-        <w:t>tra</w:t>
-      </w:r>
-      <w:proofErr w:type="spellEnd"/>
-      <w:r>
-        <w:t xml:space="preserve"> </w:t>
-      </w:r>
-      <w:proofErr w:type="spellStart"/>
-      <w:r>
-        <w:t>kỹ</w:t>
-      </w:r>
-      <w:proofErr w:type="spellEnd"/>
-      <w:r>
-        <w:t xml:space="preserve"> </w:t>
-      </w:r>
-      <w:proofErr w:type="spellStart"/>
-      <w:r>
-        <w:t>thuật</w:t>
-      </w:r>
-      <w:proofErr w:type="spellEnd"/>
-      <w:r>
-        <w:t xml:space="preserve"> </w:t>
-      </w:r>
-      <w:proofErr w:type="spellStart"/>
-      <w:r>
-        <w:t>xe</w:t>
-      </w:r>
-      <w:proofErr w:type="spellEnd"/>
-      <w:r>
-        <w:t xml:space="preserve"> </w:t>
-      </w:r>
-      <w:proofErr w:type="spellStart"/>
-      <w:r>
-        <w:t>và</w:t>
-      </w:r>
-      <w:proofErr w:type="spellEnd"/>
-      <w:r>
-        <w:t xml:space="preserve"> </w:t>
-      </w:r>
-      <w:proofErr w:type="spellStart"/>
-      <w:r>
-        <w:t>lái</w:t>
-      </w:r>
-      <w:proofErr w:type="spellEnd"/>
-      <w:r>
-        <w:t xml:space="preserve"> </w:t>
-      </w:r>
-      <w:proofErr w:type="spellStart"/>
-      <w:r>
-        <w:t>xe</w:t>
-      </w:r>
-      <w:proofErr w:type="spellEnd"/>
-      <w:r>
-        <w:t xml:space="preserve"> an </w:t>
-      </w:r>
-      <w:proofErr w:type="spellStart"/>
-      <w:r>
-        <w:t>toàn</w:t>
-      </w:r>
-      <w:proofErr w:type="spellEnd"/>
-      <w:r>
-        <w:t>.</w:t>
+        <w:t>Luôn kiểm tra kỹ thuật xe và lái xe an toàn.</w:t>
       </w:r>
     </w:p>
     <w:p>
@@ -2622,102 +1142,7 @@
       </w:r>
       <w:r>
         <w:tab/>
-      </w:r>
-      <w:proofErr w:type="spellStart"/>
-      <w:r>
-        <w:t>Lái</w:t>
-      </w:r>
-      <w:proofErr w:type="spellEnd"/>
-      <w:r>
-        <w:t xml:space="preserve"> </w:t>
-      </w:r>
-      <w:proofErr w:type="spellStart"/>
-      <w:r>
-        <w:t>xe</w:t>
-      </w:r>
-      <w:proofErr w:type="spellEnd"/>
-      <w:r>
-        <w:t xml:space="preserve"> </w:t>
-      </w:r>
-      <w:proofErr w:type="spellStart"/>
-      <w:r>
-        <w:t>phải</w:t>
-      </w:r>
-      <w:proofErr w:type="spellEnd"/>
-      <w:r>
-        <w:t xml:space="preserve"> </w:t>
-      </w:r>
-      <w:proofErr w:type="spellStart"/>
-      <w:r>
-        <w:t>hoàn</w:t>
-      </w:r>
-      <w:proofErr w:type="spellEnd"/>
-      <w:r>
-        <w:t xml:space="preserve"> </w:t>
-      </w:r>
-      <w:proofErr w:type="spellStart"/>
-      <w:r>
-        <w:t>toàn</w:t>
-      </w:r>
-      <w:proofErr w:type="spellEnd"/>
-      <w:r>
-        <w:t xml:space="preserve"> </w:t>
-      </w:r>
-      <w:proofErr w:type="spellStart"/>
-      <w:r>
-        <w:t>chịu</w:t>
-      </w:r>
-      <w:proofErr w:type="spellEnd"/>
-      <w:r>
-        <w:t xml:space="preserve"> </w:t>
-      </w:r>
-      <w:proofErr w:type="spellStart"/>
-      <w:r>
-        <w:t>trách</w:t>
-      </w:r>
-      <w:proofErr w:type="spellEnd"/>
-      <w:r>
-        <w:t xml:space="preserve"> </w:t>
-      </w:r>
-      <w:proofErr w:type="spellStart"/>
-      <w:r>
-        <w:t>nhiệm</w:t>
-      </w:r>
-      <w:proofErr w:type="spellEnd"/>
-      <w:r>
-        <w:t xml:space="preserve"> </w:t>
-      </w:r>
-      <w:proofErr w:type="spellStart"/>
-      <w:r>
-        <w:t>trước</w:t>
-      </w:r>
-      <w:proofErr w:type="spellEnd"/>
-      <w:r>
-        <w:t xml:space="preserve"> </w:t>
-      </w:r>
-      <w:proofErr w:type="spellStart"/>
-      <w:r>
-        <w:t>pháp</w:t>
-      </w:r>
-      <w:proofErr w:type="spellEnd"/>
-      <w:r>
-        <w:t xml:space="preserve"> </w:t>
-      </w:r>
-      <w:proofErr w:type="spellStart"/>
-      <w:r>
-        <w:t>luật</w:t>
-      </w:r>
-      <w:proofErr w:type="spellEnd"/>
-      <w:r>
-        <w:t xml:space="preserve"> </w:t>
-      </w:r>
-      <w:proofErr w:type="spellStart"/>
-      <w:r>
-        <w:t>Nước</w:t>
-      </w:r>
-      <w:proofErr w:type="spellEnd"/>
-      <w:r>
-        <w:t xml:space="preserve"> CHXHCN Việt Nam</w:t>
+        <w:t>Lái xe phải hoàn toàn chịu trách nhiệm trước pháp luật Nước CHXHCN Việt Nam</w:t>
       </w:r>
     </w:p>
     <w:sectPr>
@@ -2731,7 +1156,7 @@
 </file>
 
 <file path=word/numbering.xml><?xml version="1.0" encoding="utf-8"?>
-<w:numbering xmlns:wpc="http://schemas.microsoft.com/office/word/2010/wordprocessingCanvas" xmlns:cx="http://schemas.microsoft.com/office/drawing/2014/chartex" xmlns:cx1="http://schemas.microsoft.com/office/drawing/2015/9/8/chartex" xmlns:cx2="http://schemas.microsoft.com/office/drawing/2015/10/21/chartex" xmlns:cx3="http://schemas.microsoft.com/office/drawing/2016/5/9/chartex" xmlns:cx4="http://schemas.microsoft.com/office/drawing/2016/5/10/chartex" xmlns:cx5="http://schemas.microsoft.com/office/drawing/2016/5/11/chartex" xmlns:cx6="http://schemas.microsoft.com/office/drawing/2016/5/12/chartex" xmlns:cx7="http://schemas.microsoft.com/office/drawing/2016/5/13/chartex" xmlns:cx8="http://schemas.microsoft.com/office/drawing/2016/5/14/chartex" xmlns:mc="http://schemas.openxmlformats.org/markup-compatibility/2006" xmlns:aink="http://schemas.microsoft.com/office/drawing/2016/ink" xmlns:am3d="http://schemas.microsoft.com/office/drawing/2017/model3d" xmlns:o="urn:schemas-microsoft-com:office:office" xmlns:oel="http://schemas.microsoft.com/office/2019/extlst" xmlns:r="http://schemas.openxmlformats.org/officeDocument/2006/relationships" xmlns:m="http://schemas.openxmlformats.org/officeDocument/2006/math" xmlns:v="urn:schemas-microsoft-com:vml" xmlns:wp14="http://schemas.microsoft.com/office/word/2010/wordprocessingDrawing" xmlns:wp="http://schemas.openxmlformats.org/drawingml/2006/wordprocessingDrawing" xmlns:w10="urn:schemas-microsoft-com:office:word" xmlns:w="http://schemas.openxmlformats.org/wordprocessingml/2006/main" xmlns:w14="http://schemas.microsoft.com/office/word/2010/wordml" xmlns:w15="http://schemas.microsoft.com/office/word/2012/wordml" xmlns:w16cex="http://schemas.microsoft.com/office/word/2018/wordml/cex" xmlns:w16cid="http://schemas.microsoft.com/office/word/2016/wordml/cid" xmlns:w16="http://schemas.microsoft.com/office/word/2018/wordml" xmlns:w16sdtdh="http://schemas.microsoft.com/office/word/2020/wordml/sdtdatahash" xmlns:w16se="http://schemas.microsoft.com/office/word/2015/wordml/symex" xmlns:wpg="http://schemas.microsoft.com/office/word/2010/wordprocessingGroup" xmlns:wpi="http://schemas.microsoft.com/office/word/2010/wordprocessingInk" xmlns:wne="http://schemas.microsoft.com/office/word/2006/wordml" xmlns:wps="http://schemas.microsoft.com/office/word/2010/wordprocessingShape" mc:Ignorable="w14 w15 w16se w16cid w16 w16cex w16sdtdh wp14">
+<w:numbering xmlns:wpc="http://schemas.microsoft.com/office/word/2010/wordprocessingCanvas" xmlns:cx="http://schemas.microsoft.com/office/drawing/2014/chartex" xmlns:cx1="http://schemas.microsoft.com/office/drawing/2015/9/8/chartex" xmlns:cx2="http://schemas.microsoft.com/office/drawing/2015/10/21/chartex" xmlns:cx3="http://schemas.microsoft.com/office/drawing/2016/5/9/chartex" xmlns:cx4="http://schemas.microsoft.com/office/drawing/2016/5/10/chartex" xmlns:cx5="http://schemas.microsoft.com/office/drawing/2016/5/11/chartex" xmlns:cx6="http://schemas.microsoft.com/office/drawing/2016/5/12/chartex" xmlns:cx7="http://schemas.microsoft.com/office/drawing/2016/5/13/chartex" xmlns:cx8="http://schemas.microsoft.com/office/drawing/2016/5/14/chartex" xmlns:mc="http://schemas.openxmlformats.org/markup-compatibility/2006" xmlns:aink="http://schemas.microsoft.com/office/drawing/2016/ink" xmlns:am3d="http://schemas.microsoft.com/office/drawing/2017/model3d" xmlns:o="urn:schemas-microsoft-com:office:office" xmlns:oel="http://schemas.microsoft.com/office/2019/extlst" xmlns:r="http://schemas.openxmlformats.org/officeDocument/2006/relationships" xmlns:m="http://schemas.openxmlformats.org/officeDocument/2006/math" xmlns:v="urn:schemas-microsoft-com:vml" xmlns:wp14="http://schemas.microsoft.com/office/word/2010/wordprocessingDrawing" xmlns:wp="http://schemas.openxmlformats.org/drawingml/2006/wordprocessingDrawing" xmlns:w10="urn:schemas-microsoft-com:office:word" xmlns:w="http://schemas.openxmlformats.org/wordprocessingml/2006/main" xmlns:w14="http://schemas.microsoft.com/office/word/2010/wordml" xmlns:w15="http://schemas.microsoft.com/office/word/2012/wordml" xmlns:w16cex="http://schemas.microsoft.com/office/word/2018/wordml/cex" xmlns:w16cid="http://schemas.microsoft.com/office/word/2016/wordml/cid" xmlns:w16="http://schemas.microsoft.com/office/word/2018/wordml" xmlns:w16du="http://schemas.microsoft.com/office/word/2023/wordml/word16du" xmlns:w16sdtdh="http://schemas.microsoft.com/office/word/2020/wordml/sdtdatahash" xmlns:w16sdtfl="http://schemas.microsoft.com/office/word/2024/wordml/sdtformatlock" xmlns:w16se="http://schemas.microsoft.com/office/word/2015/wordml/symex" xmlns:wpg="http://schemas.microsoft.com/office/word/2010/wordprocessingGroup" xmlns:wpi="http://schemas.microsoft.com/office/word/2010/wordprocessingInk" xmlns:wne="http://schemas.microsoft.com/office/word/2006/wordml" xmlns:wps="http://schemas.microsoft.com/office/word/2010/wordprocessingShape" mc:Ignorable="w14 w15 w16se w16cid w16 w16cex w16sdtdh w16sdtfl w16du wp14">
   <w:abstractNum w:abstractNumId="0" w15:restartNumberingAfterBreak="0">
     <w:nsid w:val="028D0A5E"/>
     <w:multiLevelType w:val="hybridMultilevel"/>
@@ -2825,7 +1250,7 @@
 </file>
 
 <file path=word/styles.xml><?xml version="1.0" encoding="utf-8"?>
-<w:styles xmlns:mc="http://schemas.openxmlformats.org/markup-compatibility/2006" xmlns:r="http://schemas.openxmlformats.org/officeDocument/2006/relationships" xmlns:w="http://schemas.openxmlformats.org/wordprocessingml/2006/main" xmlns:w14="http://schemas.microsoft.com/office/word/2010/wordml" xmlns:w15="http://schemas.microsoft.com/office/word/2012/wordml" xmlns:w16cex="http://schemas.microsoft.com/office/word/2018/wordml/cex" xmlns:w16cid="http://schemas.microsoft.com/office/word/2016/wordml/cid" xmlns:w16="http://schemas.microsoft.com/office/word/2018/wordml" xmlns:w16sdtdh="http://schemas.microsoft.com/office/word/2020/wordml/sdtdatahash" xmlns:w16se="http://schemas.microsoft.com/office/word/2015/wordml/symex" mc:Ignorable="w14 w15 w16se w16cid w16 w16cex w16sdtdh">
+<w:styles xmlns:mc="http://schemas.openxmlformats.org/markup-compatibility/2006" xmlns:r="http://schemas.openxmlformats.org/officeDocument/2006/relationships" xmlns:w="http://schemas.openxmlformats.org/wordprocessingml/2006/main" xmlns:w14="http://schemas.microsoft.com/office/word/2010/wordml" xmlns:w15="http://schemas.microsoft.com/office/word/2012/wordml" xmlns:w16cex="http://schemas.microsoft.com/office/word/2018/wordml/cex" xmlns:w16cid="http://schemas.microsoft.com/office/word/2016/wordml/cid" xmlns:w16="http://schemas.microsoft.com/office/word/2018/wordml" xmlns:w16du="http://schemas.microsoft.com/office/word/2023/wordml/word16du" xmlns:w16sdtdh="http://schemas.microsoft.com/office/word/2020/wordml/sdtdatahash" xmlns:w16sdtfl="http://schemas.microsoft.com/office/word/2024/wordml/sdtformatlock" xmlns:w16se="http://schemas.microsoft.com/office/word/2015/wordml/symex" mc:Ignorable="w14 w15 w16se w16cid w16 w16cex w16sdtdh w16sdtfl w16du">
   <w:docDefaults>
     <w:rPrDefault>
       <w:rPr>
